--- a/PROJECT_GUIDE.docx
+++ b/PROJECT_GUIDE.docx
@@ -39,7 +39,7 @@
           <w:i w:val="0"/>
           <w:sz w:val="21"/>
         </w:rPr>
-        <w:t>This guide rebuilds the project end to end. Every phase is a checkpoint: run the commands, confirm the stated output, then move on. Phases 7 to 10 are the interesting ones — they are the bugs the first working version shipped with, and why the fixes take the shape they do.</w:t>
+        <w:t>This guide rebuilds the project end to end. Every phase is a checkpoint: run the commands, confirm the stated output, then move on. Phases 7 to 10 are the interesting ones: they are the bugs the first working version shipped with, and why the fixes take the shape they do.</w:t>
       </w:r>
     </w:p>
     <w:p>
@@ -69,7 +69,7 @@
         <w:rPr>
           <w:sz w:val="21"/>
         </w:rPr>
-        <w:t xml:space="preserve"> — search grid on the left, chat with a sales agent on the right.</w:t>
+        <w:t>, search grid on the left, chat with a sales agent on the right.</w:t>
       </w:r>
     </w:p>
     <w:p>
@@ -105,7 +105,7 @@
         <w:rPr>
           <w:sz w:val="21"/>
         </w:rPr>
-        <w:t>~14,800 listings, embedded and searchable.</w:t>
+        <w:t>Clickable result cards that open a full detail modal.</w:t>
       </w:r>
     </w:p>
     <w:p>
@@ -115,20 +115,16 @@
       </w:pPr>
       <w:r>
         <w:rPr>
+          <w:b/>
           <w:sz w:val="21"/>
         </w:rPr>
-        <w:t>40 offline tests.</w:t>
-      </w:r>
-    </w:p>
-    <w:p>
-      <w:pPr>
-        <w:pStyle w:val="Heading2"/>
-      </w:pPr>
-      <w:r>
-        <w:rPr>
-          <w:sz w:val="24"/>
-        </w:rPr>
-        <w:t>Prerequisites</w:t>
+        <w:t>~14,800 listings</w:t>
+      </w:r>
+      <w:r>
+        <w:rPr>
+          <w:sz w:val="21"/>
+        </w:rPr>
+        <w:t>, embedded and searchable.</w:t>
       </w:r>
     </w:p>
     <w:p>
@@ -138,6 +134,29 @@
       </w:pPr>
       <w:r>
         <w:rPr>
+          <w:sz w:val="21"/>
+        </w:rPr>
+        <w:t>40 offline tests.</w:t>
+      </w:r>
+    </w:p>
+    <w:p>
+      <w:pPr>
+        <w:pStyle w:val="Heading2"/>
+      </w:pPr>
+      <w:r>
+        <w:rPr>
+          <w:sz w:val="24"/>
+        </w:rPr>
+        <w:t>Prerequisites</w:t>
+      </w:r>
+    </w:p>
+    <w:p>
+      <w:pPr>
+        <w:pStyle w:val="ListBullet"/>
+        <w:spacing w:after="60"/>
+      </w:pPr>
+      <w:r>
+        <w:rPr>
           <w:b/>
           <w:sz w:val="21"/>
         </w:rPr>
@@ -147,7 +166,7 @@
         <w:rPr>
           <w:sz w:val="21"/>
         </w:rPr>
-        <w:t xml:space="preserve"> — the Python package manager (astral.sh/uv).</w:t>
+        <w:t>, the Python package manager (astral.sh/uv).</w:t>
       </w:r>
     </w:p>
     <w:p>
@@ -166,7 +185,7 @@
         <w:rPr>
           <w:sz w:val="21"/>
         </w:rPr>
-        <w:t xml:space="preserve"> — uv installs it if missing.</w:t>
+        <w:t>, uv installs it if missing.</w:t>
       </w:r>
     </w:p>
     <w:p>
@@ -185,7 +204,7 @@
         <w:rPr>
           <w:sz w:val="21"/>
         </w:rPr>
-        <w:t xml:space="preserve"> — used for embeddings (~$0.05 total) and the chat agent.</w:t>
+        <w:t>, used for embeddings (~$0.05 total) and the chat agent.</w:t>
       </w:r>
     </w:p>
     <w:p>
@@ -204,7 +223,7 @@
         <w:rPr>
           <w:sz w:val="21"/>
         </w:rPr>
-        <w:t xml:space="preserve"> — kagglehub prompts for credentials on first download.</w:t>
+        <w:t>, kagglehub prompts for credentials on first download.</w:t>
       </w:r>
     </w:p>
     <w:p>
@@ -223,7 +242,7 @@
         <w:rPr>
           <w:sz w:val="21"/>
         </w:rPr>
-        <w:t xml:space="preserve"> — for the vibe-tagging step. CPU works but is very slow.</w:t>
+        <w:t>, for the vibe-tagging step. CPU works but is very slow.</w:t>
       </w:r>
     </w:p>
     <w:p>
@@ -239,7 +258,7 @@
         <w:rPr>
           <w:color w:val="1A538C"/>
         </w:rPr>
-        <w:t>Phase 0 — Environment scaffold</w:t>
+        <w:t>Phase 0: Environment scaffold</w:t>
       </w:r>
     </w:p>
     <w:p>
@@ -251,7 +270,7 @@
           <w:i w:val="0"/>
           <w:sz w:val="21"/>
         </w:rPr>
-        <w:t>Open VS Code, then open the parent folder where you keep projects (e.g. ~/Projects) — not the car project itself, since it does not exist yet.</w:t>
+        <w:t>Open VS Code, then open the parent folder where you keep projects (e.g. ~/Projects), not the car project itself, since it does not exist yet.</w:t>
       </w:r>
     </w:p>
     <w:p>
@@ -594,7 +613,7 @@
         <w:rPr>
           <w:color w:val="1A538C"/>
         </w:rPr>
-        <w:t>Phase 1 — Get the data and look at it</w:t>
+        <w:t>Phase 1: Get the data and look at it</w:t>
       </w:r>
     </w:p>
     <w:p>
@@ -651,7 +670,7 @@
           <w:i w:val="0"/>
           <w:sz w:val="21"/>
         </w:rPr>
-        <w:t>That opens Jupyter using the uv-managed env — the uv run prefix makes sure it is the project's .venv and not some other Python on your system. Create a notebook called data-exploration.ipynb, select the matching kernel, and run:</w:t>
+        <w:t>That opens Jupyter using the uv-managed env. The uv run prefix makes sure it is the project's .venv and not some other Python on your system. Create a notebook called data-exploration.ipynb, select the matching kernel, and run:</w:t>
       </w:r>
     </w:p>
     <w:p>
@@ -974,16 +993,9 @@
       </w:pPr>
       <w:r>
         <w:rPr>
-          <w:b/>
           <w:sz w:val="21"/>
         </w:rPr>
-        <w:t>Heavy duplication</w:t>
-      </w:r>
-      <w:r>
-        <w:rPr>
-          <w:sz w:val="21"/>
-        </w:rPr>
-        <w:t xml:space="preserve"> — dealers repost the same ad across regions.</w:t>
+        <w:t>Heavy duplication: dealers repost the same ad across regions.</w:t>
       </w:r>
     </w:p>
     <w:p>
@@ -993,16 +1005,9 @@
       </w:pPr>
       <w:r>
         <w:rPr>
-          <w:b/>
           <w:sz w:val="21"/>
         </w:rPr>
-        <w:t>Description length is bimodal</w:t>
-      </w:r>
-      <w:r>
-        <w:rPr>
-          <w:sz w:val="21"/>
-        </w:rPr>
-        <w:t xml:space="preserve"> — a handful of words at one end, 2000-word dealer boilerplate at the other.</w:t>
+        <w:t>Description length is bimodal: a handful of words at one end, 2000-word dealer boilerplate at the other.</w:t>
       </w:r>
     </w:p>
     <w:p>
@@ -1012,16 +1017,9 @@
       </w:pPr>
       <w:r>
         <w:rPr>
-          <w:b/>
           <w:sz w:val="21"/>
         </w:rPr>
-        <w:t>fuel is extremely imbalanced</w:t>
-      </w:r>
-      <w:r>
-        <w:rPr>
-          <w:sz w:val="21"/>
-        </w:rPr>
-        <w:t xml:space="preserve"> — gas dominates. Remember this; it causes a real bug in Phase 7.</w:t>
+        <w:t>fuel is extremely imbalanced and gas dominates. Remember this; it causes a real bug in Phase 7.</w:t>
       </w:r>
     </w:p>
     <w:p>
@@ -1037,7 +1035,7 @@
         <w:rPr>
           <w:color w:val="1A538C"/>
         </w:rPr>
-        <w:t>Phase 2 — Clean and sample</w:t>
+        <w:t>Phase 2: Clean and sample</w:t>
       </w:r>
     </w:p>
     <w:p>
@@ -1477,7 +1475,7 @@
           <w:i w:val="0"/>
           <w:sz w:val="21"/>
         </w:rPr>
-        <w:t>This is correct for body type and quietly wrong for everything else. Stratifying on type says nothing about fuel, so the result is 90.6% gas with 37 electric cars out of 12,429 — and exactly one electric sedan. Phase 8 fixes it. The final pipeline/build_dataset.py does both steps at once, but it is worth seeing why the correction is needed.</w:t>
+        <w:t>This is correct for body type and quietly wrong for everything else. Stratifying on type says nothing about fuel, so the result is 90.6% gas with 37 electric cars out of 12,429, and exactly one electric sedan. Phase 8 fixes it. The final pipeline/build_dataset.py does both steps at once, but it is worth seeing why the correction is needed.</w:t>
       </w:r>
     </w:p>
     <w:p>
@@ -1493,7 +1491,7 @@
         <w:rPr>
           <w:color w:val="1A538C"/>
         </w:rPr>
-        <w:t>Phase 3 — Vibe tagging</w:t>
+        <w:t>Phase 3: Vibe tagging</w:t>
       </w:r>
     </w:p>
     <w:p>
@@ -1505,7 +1503,7 @@
           <w:i w:val="0"/>
           <w:sz w:val="21"/>
         </w:rPr>
-        <w:t>People shop by feel — 'something good for the family', 'a fun weekend car'. Score every listing against six vibes using zero-shot classification, so that language has something to match.</w:t>
+        <w:t>People shop by feel, 'something good for the family', 'a fun weekend car'. Score every listing against six vibes using zero-shot classification, so that language has something to match.</w:t>
       </w:r>
     </w:p>
     <w:p>
@@ -1737,7 +1735,7 @@
           <w:color w:val="555555"/>
           <w:sz w:val="19"/>
         </w:rPr>
-        <w:t>About 7 minutes per 1,000 rows on Apple MPS — roughly 110 minutes for the full table. Checkpoint every 20 batches and support resuming; you will interrupt it at least once.</w:t>
+        <w:t>About 7 minutes per 1,000 rows on Apple MPS, roughly 110 minutes for the full table. Checkpoint every 20 batches and support resuming; you will interrupt it at least once.</w:t>
       </w:r>
     </w:p>
     <w:p>
@@ -1749,7 +1747,7 @@
           <w:i w:val="0"/>
           <w:sz w:val="21"/>
         </w:rPr>
-        <w:t>One subtlety: multi_label=False makes the six scores a softmax across the labels, so they are competitive shares, not independent confidences. vibe_family averages 0.31 and is the top label for 37% of rows. That makes them a weak ranking prior, not a filter — which is why Phase 6 z-scores them before blending.</w:t>
+        <w:t>One subtlety: multi_label=False makes the six scores a softmax across the labels, so they are competitive shares, not independent confidences. vibe_family averages 0.31 and is the top label for 37% of rows. That makes them a weak ranking prior, not a filter, which is why Phase 6 z-scores them before blending.</w:t>
       </w:r>
     </w:p>
     <w:p>
@@ -1765,7 +1763,7 @@
         <w:rPr>
           <w:color w:val="1A538C"/>
         </w:rPr>
-        <w:t>Phase 4 — Embeddings</w:t>
+        <w:t>Phase 4: Embeddings</w:t>
       </w:r>
     </w:p>
     <w:p>
@@ -1904,7 +1902,7 @@
           <w:i w:val="0"/>
           <w:sz w:val="21"/>
         </w:rPr>
-        <w:t>Lead with the structured facts. The first version of this project embedded the row id plus the raw Craigslist blurb, which meant the clean fuel, transmission and type columns were never in the vectors at all — so a query saying 'automatic' had nothing reliable to match against, and the leading numeric id was pure noise.</w:t>
+        <w:t>Lead with the structured facts. The first version of this project embedded the row id plus the raw Craigslist blurb, which meant the clean fuel, transmission and type columns were never in the vectors at all, so a query saying 'automatic' had nothing reliable to match against, and the leading numeric id was pure noise.</w:t>
       </w:r>
     </w:p>
     <w:p>
@@ -1960,7 +1958,7 @@
           <w:i w:val="0"/>
           <w:sz w:val="21"/>
         </w:rPr>
-        <w:t>Build the array as a plain positional list and save it directly. If you round-trip through a vector store, do not assume .get() returns insertion order — and never trust a row-count assert to prove alignment, because it only checks length. A silent off-by-N here is very hard to debug later.</w:t>
+        <w:t>Build the array as a plain positional list and save it directly. If you round-trip through a vector store, do not assume .get() returns insertion order, and never trust a row-count assert to prove alignment, because it only checks length. A silent off-by-N here is very hard to debug later.</w:t>
       </w:r>
     </w:p>
     <w:p>
@@ -1976,7 +1974,7 @@
         <w:rPr>
           <w:color w:val="1A538C"/>
         </w:rPr>
-        <w:t>Phase 5 — The search engine</w:t>
+        <w:t>Phase 5: The search engine</w:t>
       </w:r>
     </w:p>
     <w:p>
@@ -2061,7 +2059,7 @@
           <w:i w:val="0"/>
           <w:sz w:val="21"/>
         </w:rPr>
-        <w:t>Add exact filters for the categorical columns and a price range, then sort. At this point you have a working recommender — and it is subtly broken in ways that only show up once you use it properly. That is Phase 7.</w:t>
+        <w:t>Add exact filters for the categorical columns and a price range, then sort. At this point you have a working recommender, and it is subtly broken in ways that only show up once you use it properly. That is Phase 7.</w:t>
       </w:r>
     </w:p>
     <w:p>
@@ -2077,7 +2075,7 @@
         <w:rPr>
           <w:color w:val="1A538C"/>
         </w:rPr>
-        <w:t>Phase 6 — The Streamlit app</w:t>
+        <w:t>Phase 6: The Streamlit app</w:t>
       </w:r>
     </w:p>
     <w:p>
@@ -2118,16 +2116,9 @@
       </w:pPr>
       <w:r>
         <w:rPr>
-          <w:b/>
           <w:sz w:val="21"/>
         </w:rPr>
-        <w:t>@st.cache_data for the dataframe and embeddings</w:t>
-      </w:r>
-      <w:r>
-        <w:rPr>
-          <w:sz w:val="21"/>
-        </w:rPr>
-        <w:t xml:space="preserve"> — they load once, not per interaction.</w:t>
+        <w:t>@st.cache_data for the dataframe and embeddings: they load once, not per interaction.</w:t>
       </w:r>
     </w:p>
     <w:p>
@@ -2161,16 +2152,9 @@
       </w:pPr>
       <w:r>
         <w:rPr>
-          <w:b/>
           <w:sz w:val="21"/>
         </w:rPr>
-        <w:t>st.session_state for anything that must survive a rerun</w:t>
-      </w:r>
-      <w:r>
-        <w:rPr>
-          <w:sz w:val="21"/>
-        </w:rPr>
-        <w:t xml:space="preserve"> — Streamlit re-executes the whole script top to bottom on every interaction.</w:t>
+        <w:t>st.session_state for anything that must survive a rerun, Streamlit re-executes the whole script top to bottom on every interaction.</w:t>
       </w:r>
     </w:p>
     <w:p>
@@ -2200,7 +2184,7 @@
         <w:rPr>
           <w:color w:val="1A538C"/>
         </w:rPr>
-        <w:t>Phase 7 — Diagnosing the flaws</w:t>
+        <w:t>Phase 7: Diagnosing the flaws</w:t>
       </w:r>
     </w:p>
     <w:p>
@@ -2212,7 +2196,7 @@
           <w:i w:val="0"/>
           <w:sz w:val="21"/>
         </w:rPr>
-        <w:t>The app works, so try a realistic query — one where you state several requirements at once, the way a real customer would:</w:t>
+        <w:t>The app works, so try a realistic query. Use one where you state several requirements at once, the way a real customer would:</w:t>
       </w:r>
     </w:p>
     <w:p>
@@ -2420,7 +2404,7 @@
           <w:i w:val="0"/>
           <w:sz w:val="21"/>
         </w:rPr>
-        <w:t>Across all rows, similarities span 0.691 to 0.836 with a standard deviation of 0.0185. Every car is 'sort of similar' to any car query, so rank ordering inside that band is mostly noise — the gap between #1 and #38 is 0.015.</w:t>
+        <w:t>Across all rows, similarities span 0.691 to 0.836 with a standard deviation of 0.0185. Every car is 'sort of similar' to any car query, so rank ordering inside that band is mostly noise: the gap between #1 and #38 is 0.015.</w:t>
       </w:r>
     </w:p>
     <w:p>
@@ -2482,7 +2466,7 @@
         <w:rPr>
           <w:color w:val="1A538C"/>
         </w:rPr>
-        <w:t>Phase 8 — Fixing it</w:t>
+        <w:t>Phase 8: Fixing it</w:t>
       </w:r>
     </w:p>
     <w:p>
@@ -2606,7 +2590,7 @@
           <w:i w:val="0"/>
           <w:sz w:val="21"/>
         </w:rPr>
-        <w:t>Then strip the matched phrases from the text you embed. The constraints are already enforced exactly, so spending the semantic ranking on them again is wasted — and actively harmful, since it is what diluted the query.</w:t>
+        <w:t>Then strip the matched phrases from the text you embed. The constraints are already enforced exactly, so spending the semantic ranking on them again is wasted, and actively harmful, since it is what diluted the query.</w:t>
       </w:r>
     </w:p>
     <w:p>
@@ -2741,7 +2725,7 @@
           <w:i w:val="0"/>
           <w:sz w:val="21"/>
         </w:rPr>
-        <w:t>If no car satisfies every requirement, drop them one at a time — weakest first — and tell the user what was dropped. Never silently return something that violates what they asked for.</w:t>
+        <w:t>If no car satisfies every requirement, drop them one at a time, weakest first, and tell the user what was dropped. Never silently return something that violates what they asked for.</w:t>
       </w:r>
     </w:p>
     <w:p>
@@ -3382,7 +3366,7 @@
         <w:rPr>
           <w:color w:val="1A538C"/>
         </w:rPr>
-        <w:t>Phase 9 — Budget parsing</w:t>
+        <w:t>Phase 9: Budget parsing</w:t>
       </w:r>
     </w:p>
     <w:p>
@@ -3394,7 +3378,7 @@
           <w:i w:val="0"/>
           <w:sz w:val="21"/>
         </w:rPr>
-        <w:t>Ask for 'cars under 5000 dollars' and you get cars at $6,200 and $7,500. The parser handles fuel, transmission, body type and drivetrain — but not price.</w:t>
+        <w:t>Ask for 'cars under 5000 dollars' and you get cars at $6,200 and $7,500. The parser handles fuel, transmission, body type and drivetrain, but not price.</w:t>
       </w:r>
     </w:p>
     <w:p>
@@ -3526,7 +3510,7 @@
         <w:rPr>
           <w:sz w:val="21"/>
         </w:rPr>
-        <w:t xml:space="preserve"> — mileage, not a budget. Reject when a mileage unit follows.</w:t>
+        <w:t>, mileage, not a budget. Reject when a mileage unit follows.</w:t>
       </w:r>
     </w:p>
     <w:p>
@@ -3545,7 +3529,7 @@
         <w:rPr>
           <w:sz w:val="21"/>
         </w:rPr>
-        <w:t xml:space="preserve"> — a model year, not a budget. Reject bare numbers in 1900–2100 unless a currency cue is present ($, dollars, or a k suffix).</w:t>
+        <w:t>, a model year, not a budget. Reject bare numbers in 1900–2100 unless a currency cue is present ($, dollars, or a k suffix).</w:t>
       </w:r>
     </w:p>
     <w:p>
@@ -3557,7 +3541,7 @@
           <w:i w:val="0"/>
           <w:sz w:val="21"/>
         </w:rPr>
-        <w:t>Strip the digits from the embedded text unconditionally. This needs care: if your parser falls back to the original query when stripping leaves too little, that fallback will put the digits straight back. Budget spans must never be restored — embed a neutral phrase instead, since the filter has already done the real work.</w:t>
+        <w:t>Strip the digits from the embedded text unconditionally. This needs care: if your parser falls back to the original query when stripping leaves too little, that fallback will put the digits straight back. Budget spans must never be restored, embed a neutral phrase instead, since the filter has already done the real work.</w:t>
       </w:r>
     </w:p>
     <w:p>
@@ -3569,7 +3553,7 @@
           <w:i w:val="0"/>
           <w:sz w:val="21"/>
         </w:rPr>
-        <w:t>Finally, intersect the parsed budget with the sidebar slider rather than letting one override the other. Both are real constraints; the tighter bound wins. And never relax a budget — someone who says 'under $5,000' means it.</w:t>
+        <w:t>Finally, intersect the parsed budget with the sidebar slider rather than letting one override the other. Both are real constraints; the tighter bound wins. And never relax a budget, someone who says 'under $5,000' means it.</w:t>
       </w:r>
     </w:p>
     <w:p>
@@ -3585,7 +3569,7 @@
         <w:rPr>
           <w:color w:val="1A538C"/>
         </w:rPr>
-        <w:t>Phase 10 — The sales agent</w:t>
+        <w:t>Phase 10: The sales agent</w:t>
       </w:r>
     </w:p>
     <w:p>
@@ -3949,7 +3933,7 @@
           <w:i w:val="0"/>
           <w:sz w:val="21"/>
         </w:rPr>
-        <w:t>Tools close over a plain dict. When the agent searches, it writes results there, and Streamlit reads it to repaint the grid — which is how 'show me something cheaper' updates the screen instead of only being described in prose. Hold it in st.session_state and mutate it in place, never reassign: the tools captured that exact object.</w:t>
+        <w:t>Tools close over a plain dict. When the agent searches, it writes results there, and Streamlit reads it to repaint the grid, which is how 'show me something cheaper' updates the screen instead of only being described in prose. Hold it in st.session_state and mutate it in place, never reassign: the tools captured that exact object.</w:t>
       </w:r>
     </w:p>
     <w:p>
@@ -3994,16 +3978,28 @@
       </w:pPr>
       <w:r>
         <w:rPr>
+          <w:sz w:val="21"/>
+        </w:rPr>
+        <w:t>A field reading "unknown" means the seller never stated it, never fill it in from the model name.</w:t>
+      </w:r>
+    </w:p>
+    <w:p>
+      <w:pPr>
+        <w:pStyle w:val="ListBullet"/>
+        <w:spacing w:after="60"/>
+      </w:pPr>
+      <w:r>
+        <w:rPr>
           <w:b/>
           <w:sz w:val="21"/>
         </w:rPr>
-        <w:t>A field reading "unknown" means the seller never stated it</w:t>
+        <w:t>When a requirement was relaxed</w:t>
       </w:r>
       <w:r>
         <w:rPr>
           <w:sz w:val="21"/>
         </w:rPr>
-        <w:t xml:space="preserve"> — never fill it in from the model name.</w:t>
+        <w:t>, results are NOT guaranteed to match it. Do not summarise the group as though they do.</w:t>
       </w:r>
     </w:p>
     <w:p>
@@ -4013,21 +4009,16 @@
       </w:pPr>
       <w:r>
         <w:rPr>
+          <w:b/>
           <w:sz w:val="21"/>
         </w:rPr>
-        <w:t>When a requirement was relaxed, results are NOT guaranteed to match it. Do not summarise the group as though they do.</w:t>
-      </w:r>
-    </w:p>
-    <w:p>
-      <w:pPr>
-        <w:pStyle w:val="ListBullet"/>
-        <w:spacing w:after="60"/>
-      </w:pPr>
+        <w:t>No service history</w:t>
+      </w:r>
       <w:r>
         <w:rPr>
           <w:sz w:val="21"/>
         </w:rPr>
-        <w:t>No service history, accident records or real-world range exist in this data. Say so.</w:t>
+        <w:t>, accident records or real-world range exist in this data. Say so.</w:t>
       </w:r>
     </w:p>
     <w:p>
@@ -4041,7 +4032,7 @@
           <w:color w:val="555555"/>
           <w:sz w:val="19"/>
         </w:rPr>
-        <w:t>That fourth rule was added after the agent described a relaxed search as 'diesel 4x4 trucks' when drivetrain had just been dropped and two of six rows had drive=unknown. It is a subtler version of the original bug — worth testing for explicitly.</w:t>
+        <w:t>That fourth rule was added after the agent described a relaxed search as 'diesel 4x4 trucks' when drivetrain had just been dropped and two of six rows had drive=unknown. It is a subtler version of the original bug, worth testing for explicitly.</w:t>
       </w:r>
     </w:p>
     <w:p>
@@ -4134,23 +4125,30 @@
           <w:i w:val="0"/>
           <w:sz w:val="21"/>
         </w:rPr>
-        <w:t>The dataset says 'SUV' but 'sedan', and lowercases manufacturers. The model has no way to guess that, so map whatever it sends onto the real values case-insensitively — otherwise body_type='suv' silently matches nothing.</w:t>
-      </w:r>
-    </w:p>
-    <w:p>
-      <w:r>
-        <w:br w:type="page"/>
-      </w:r>
-    </w:p>
-    <w:p>
-      <w:pPr>
-        <w:pStyle w:val="Heading1"/>
-      </w:pPr>
-      <w:r>
-        <w:rPr>
-          <w:color w:val="1A538C"/>
-        </w:rPr>
-        <w:t>Phase 11 — Tests</w:t>
+        <w:t>The dataset says 'SUV' but 'sedan', and lowercases manufacturers. The model has no way to guess that, so map whatever it sends onto the real values case-insensitively, otherwise body_type='suv' silently matches nothing.</w:t>
+      </w:r>
+    </w:p>
+    <w:p>
+      <w:pPr>
+        <w:pStyle w:val="Heading2"/>
+      </w:pPr>
+      <w:r>
+        <w:rPr>
+          <w:sz w:val="24"/>
+        </w:rPr>
+        <w:t>Rendering the replies: the dollar-sign trap</w:t>
+      </w:r>
+    </w:p>
+    <w:p>
+      <w:pPr>
+        <w:spacing w:after="140"/>
+      </w:pPr>
+      <w:r>
+        <w:rPr>
+          <w:i w:val="0"/>
+          <w:sz w:val="21"/>
+        </w:rPr>
+        <w:t>The first version of the chat produced text like this on screen:</w:t>
       </w:r>
     </w:p>
     <w:p>
@@ -4164,7 +4162,7 @@
           <w:rFonts w:ascii="Menlo" w:hAnsi="Menlo"/>
           <w:sz w:val="17"/>
         </w:rPr>
-        <w:t>uv add --dev pytest</w:t>
+        <w:t>The range runs from</w:t>
       </w:r>
     </w:p>
     <w:p>
@@ -4178,136 +4176,7 @@
           <w:rFonts w:ascii="Menlo" w:hAnsi="Menlo"/>
           <w:sz w:val="17"/>
         </w:rPr>
-        <w:t>uv run pytest</w:t>
-      </w:r>
-    </w:p>
-    <w:p>
-      <w:pPr>
-        <w:spacing w:after="80"/>
-      </w:pPr>
-    </w:p>
-    <w:p>
-      <w:pPr>
-        <w:spacing w:after="140"/>
-      </w:pPr>
-      <w:r>
-        <w:rPr>
-          <w:i w:val="0"/>
-          <w:sz w:val="21"/>
-        </w:rPr>
-        <w:t>Use a synthetic inventory and a stub embedder so the whole suite runs offline with no API calls. Test the behaviour, not the model:</w:t>
-      </w:r>
-    </w:p>
-    <w:p>
-      <w:pPr>
-        <w:pStyle w:val="ListBullet"/>
-        <w:spacing w:after="60"/>
-      </w:pPr>
-      <w:r>
-        <w:rPr>
-          <w:sz w:val="21"/>
-        </w:rPr>
-        <w:t>Every stated requirement is honored.</w:t>
-      </w:r>
-    </w:p>
-    <w:p>
-      <w:pPr>
-        <w:pStyle w:val="ListBullet"/>
-        <w:spacing w:after="60"/>
-      </w:pPr>
-      <w:r>
-        <w:rPr>
-          <w:sz w:val="21"/>
-        </w:rPr>
-        <w:t>"good gas mileage" does not become fuel=gas.</w:t>
-      </w:r>
-    </w:p>
-    <w:p>
-      <w:pPr>
-        <w:pStyle w:val="ListBullet"/>
-        <w:spacing w:after="60"/>
-      </w:pPr>
-      <w:r>
-        <w:rPr>
-          <w:sz w:val="21"/>
-        </w:rPr>
-        <w:t>Relaxation drops the weakest constraint and protects fuel.</w:t>
-      </w:r>
-    </w:p>
-    <w:p>
-      <w:pPr>
-        <w:pStyle w:val="ListBullet"/>
-        <w:spacing w:after="60"/>
-      </w:pPr>
-      <w:r>
-        <w:rPr>
-          <w:sz w:val="21"/>
-        </w:rPr>
-        <w:t>Sidebar filters override inferred ones.</w:t>
-      </w:r>
-    </w:p>
-    <w:p>
-      <w:pPr>
-        <w:pStyle w:val="ListBullet"/>
-        <w:spacing w:after="60"/>
-      </w:pPr>
-      <w:r>
-        <w:rPr>
-          <w:sz w:val="21"/>
-        </w:rPr>
-        <w:t>Budget phrasings, ranges and floors all bind.</w:t>
-      </w:r>
-    </w:p>
-    <w:p>
-      <w:pPr>
-        <w:pStyle w:val="ListBullet"/>
-        <w:spacing w:after="60"/>
-      </w:pPr>
-      <w:r>
-        <w:rPr>
-          <w:sz w:val="21"/>
-        </w:rPr>
-        <w:t>Mileage and bare model years are not read as budgets.</w:t>
-      </w:r>
-    </w:p>
-    <w:p>
-      <w:pPr>
-        <w:pStyle w:val="ListBullet"/>
-        <w:spacing w:after="60"/>
-      </w:pPr>
-      <w:r>
-        <w:rPr>
-          <w:sz w:val="21"/>
-        </w:rPr>
-        <w:t>Budget digits never reach the embedder.</w:t>
-      </w:r>
-    </w:p>
-    <w:p>
-      <w:pPr>
-        <w:pStyle w:val="ListBullet"/>
-        <w:spacing w:after="60"/>
-      </w:pPr>
-      <w:r>
-        <w:rPr>
-          <w:sz w:val="21"/>
-        </w:rPr>
-        <w:t>Every agent tool: casing, sink updates, clamped limits, unknown ids refused.</w:t>
-      </w:r>
-    </w:p>
-    <w:p>
-      <w:r>
-        <w:br w:type="page"/>
-      </w:r>
-    </w:p>
-    <w:p>
-      <w:pPr>
-        <w:pStyle w:val="Heading1"/>
-      </w:pPr>
-      <w:r>
-        <w:rPr>
-          <w:color w:val="1A538C"/>
-        </w:rPr>
-        <w:t>Phase 12 — Final structure</w:t>
+        <w:t>3,000 ** to ** 3,000 ** to ** 22,300, with a couple standouts being the 2018</w:t>
       </w:r>
     </w:p>
     <w:p>
@@ -4321,7 +4190,36 @@
           <w:rFonts w:ascii="Menlo" w:hAnsi="Menlo"/>
           <w:sz w:val="17"/>
         </w:rPr>
-        <w:t>car-recom-system/</w:t>
+        <w:t>Honda Civic Sport Hatchback at 14,995 ** with ** 28,123 miles ** and the **</w:t>
+      </w:r>
+    </w:p>
+    <w:p>
+      <w:pPr>
+        <w:spacing w:after="80"/>
+      </w:pPr>
+    </w:p>
+    <w:p>
+      <w:pPr>
+        <w:spacing w:after="140"/>
+      </w:pPr>
+      <w:r>
+        <w:rPr>
+          <w:i w:val="0"/>
+          <w:sz w:val="21"/>
+        </w:rPr>
+        <w:t>It looks like the model is emitting garbage. It is not. Streamlit's markdown renders $...$ as LaTeX math, so the moment a reply quotes two prices, everything between the first and second dollar sign is parsed as an equation, the asterisks survive as literal math symbols and fragments get duplicated. A salesperson quotes two prices in almost every sentence, so this fires constantly.</w:t>
+      </w:r>
+    </w:p>
+    <w:p>
+      <w:pPr>
+        <w:spacing w:after="140"/>
+      </w:pPr>
+      <w:r>
+        <w:rPr>
+          <w:i w:val="0"/>
+          <w:sz w:val="21"/>
+        </w:rPr>
+        <w:t>Escape the dollar signs before rendering:</w:t>
       </w:r>
     </w:p>
     <w:p>
@@ -4335,7 +4233,7 @@
           <w:rFonts w:ascii="Menlo" w:hAnsi="Menlo"/>
           <w:sz w:val="17"/>
         </w:rPr>
-        <w:t>├── PROJECT_GUIDE.docx</w:t>
+        <w:t>def md_safe(text):</w:t>
       </w:r>
     </w:p>
     <w:p>
@@ -4349,7 +4247,7 @@
           <w:rFonts w:ascii="Menlo" w:hAnsi="Menlo"/>
           <w:sz w:val="17"/>
         </w:rPr>
-        <w:t>├── README.md</w:t>
+        <w:t xml:space="preserve">    """Streamlit treats `$...$` as LaTeX. Escape so prices render as prices."""</w:t>
       </w:r>
     </w:p>
     <w:p>
@@ -4363,7 +4261,7 @@
           <w:rFonts w:ascii="Menlo" w:hAnsi="Menlo"/>
           <w:sz w:val="17"/>
         </w:rPr>
-        <w:t>├── app.py                      Streamlit entry point</w:t>
+        <w:t xml:space="preserve">    return str(text).replace("$", r"\$")</w:t>
       </w:r>
     </w:p>
     <w:p>
@@ -4377,7 +4275,7 @@
           <w:rFonts w:ascii="Menlo" w:hAnsi="Menlo"/>
           <w:sz w:val="17"/>
         </w:rPr>
-        <w:t>├── pyproject.toml / uv.lock</w:t>
+        <w:t xml:space="preserve"> </w:t>
       </w:r>
     </w:p>
     <w:p>
@@ -4391,7 +4289,38 @@
           <w:rFonts w:ascii="Menlo" w:hAnsi="Menlo"/>
           <w:sz w:val="17"/>
         </w:rPr>
-        <w:t>├── showroom/</w:t>
+        <w:t>st.chat_message("assistant").write(md_safe(msg.content))</w:t>
+      </w:r>
+    </w:p>
+    <w:p>
+      <w:pPr>
+        <w:spacing w:after="80"/>
+      </w:pPr>
+    </w:p>
+    <w:p>
+      <w:pPr>
+        <w:spacing w:after="160"/>
+        <w:ind w:left="200"/>
+      </w:pPr>
+      <w:r>
+        <w:rPr>
+          <w:i/>
+          <w:color w:val="555555"/>
+          <w:sz w:val="19"/>
+        </w:rPr>
+        <w:t>Apply it to the user's messages too, "under $5,000 and over $1,000" breaks in exactly the same way.</w:t>
+      </w:r>
+    </w:p>
+    <w:p>
+      <w:pPr>
+        <w:spacing w:after="140"/>
+      </w:pPr>
+      <w:r>
+        <w:rPr>
+          <w:i w:val="0"/>
+          <w:sz w:val="21"/>
+        </w:rPr>
+        <w:t>Separately, tell the agent to drop markdown altogether. A narrow chat column full of bold runs reads as clutter even when it renders correctly, and plain prose is what a salesperson actually sounds like:</w:t>
       </w:r>
     </w:p>
     <w:p>
@@ -4405,7 +4334,7 @@
           <w:rFonts w:ascii="Menlo" w:hAnsi="Menlo"/>
           <w:sz w:val="17"/>
         </w:rPr>
-        <w:t>│   ├── config.py               paths + model ids, anchored to the repo root</w:t>
+        <w:t>- Write plain prose. No markdown: no **bold**, no bullet points, no headings, no</w:t>
       </w:r>
     </w:p>
     <w:p>
@@ -4419,7 +4348,7 @@
           <w:rFonts w:ascii="Menlo" w:hAnsi="Menlo"/>
           <w:sz w:val="17"/>
         </w:rPr>
-        <w:t>│   ├── query_parser.py         lifts hard requirements out of free text</w:t>
+        <w:t xml:space="preserve">  tables. You are speaking to someone across a desk, not writing a document.</w:t>
       </w:r>
     </w:p>
     <w:p>
@@ -4433,7 +4362,52 @@
           <w:rFonts w:ascii="Menlo" w:hAnsi="Menlo"/>
           <w:sz w:val="17"/>
         </w:rPr>
-        <w:t>│   ├── search_engine.py        filtering, relaxation, ranking</w:t>
+        <w:t>- Write prices as plain numbers with a dollar sign and commas, e.g. $14,995.</w:t>
+      </w:r>
+    </w:p>
+    <w:p>
+      <w:pPr>
+        <w:spacing w:after="80"/>
+      </w:pPr>
+    </w:p>
+    <w:p>
+      <w:pPr>
+        <w:spacing w:after="140"/>
+      </w:pPr>
+      <w:r>
+        <w:rPr>
+          <w:i w:val="0"/>
+          <w:sz w:val="21"/>
+        </w:rPr>
+        <w:t>The two fixes are independent and you need both, escaping alone still leaves the clutter, and the prompt alone still trips LaTeX on any sentence containing two prices.</w:t>
+      </w:r>
+    </w:p>
+    <w:p>
+      <w:r>
+        <w:br w:type="page"/>
+      </w:r>
+    </w:p>
+    <w:p>
+      <w:pPr>
+        <w:pStyle w:val="Heading1"/>
+      </w:pPr>
+      <w:r>
+        <w:rPr>
+          <w:color w:val="1A538C"/>
+        </w:rPr>
+        <w:t>Phase 11: The detail modal</w:t>
+      </w:r>
+    </w:p>
+    <w:p>
+      <w:pPr>
+        <w:spacing w:after="140"/>
+      </w:pPr>
+      <w:r>
+        <w:rPr>
+          <w:i w:val="0"/>
+          <w:sz w:val="21"/>
+        </w:rPr>
+        <w:t>Cards show a summary. Clicking one should open the full listing. Streamlit has a native modal that supplies its own close button, so this needs no custom component:</w:t>
       </w:r>
     </w:p>
     <w:p>
@@ -4447,7 +4421,7 @@
           <w:rFonts w:ascii="Menlo" w:hAnsi="Menlo"/>
           <w:sz w:val="17"/>
         </w:rPr>
-        <w:t>│   └── sales_agent.py          LangGraph agent + tools</w:t>
+        <w:t>@st.dialog("Vehicle details", width="large", on_dismiss="rerun")</w:t>
       </w:r>
     </w:p>
     <w:p>
@@ -4461,7 +4435,7 @@
           <w:rFonts w:ascii="Menlo" w:hAnsi="Menlo"/>
           <w:sz w:val="17"/>
         </w:rPr>
-        <w:t>├── pipeline/</w:t>
+        <w:t>def show_car_details(car_id):</w:t>
       </w:r>
     </w:p>
     <w:p>
@@ -4475,7 +4449,7 @@
           <w:rFonts w:ascii="Menlo" w:hAnsi="Menlo"/>
           <w:sz w:val="17"/>
         </w:rPr>
-        <w:t>│   ├── build_dataset.py        Kaggle raw -&gt; cleaned, sampled table</w:t>
+        <w:t xml:space="preserve">    row = cars[cars["id"] == car_id].iloc[0]</w:t>
       </w:r>
     </w:p>
     <w:p>
@@ -4489,7 +4463,7 @@
           <w:rFonts w:ascii="Menlo" w:hAnsi="Menlo"/>
           <w:sz w:val="17"/>
         </w:rPr>
-        <w:t>│   ├── vibe_tagging.py         zero-shot vibe scores</w:t>
+        <w:t xml:space="preserve">    st.markdown(f"### {car_title(row)}")</w:t>
       </w:r>
     </w:p>
     <w:p>
@@ -4503,7 +4477,35 @@
           <w:rFonts w:ascii="Menlo" w:hAnsi="Menlo"/>
           <w:sz w:val="17"/>
         </w:rPr>
-        <w:t>│   └── build_embeddings.py     OpenAI embeddings</w:t>
+        <w:t xml:space="preserve">    ...</w:t>
+      </w:r>
+    </w:p>
+    <w:p>
+      <w:pPr>
+        <w:spacing w:after="80"/>
+      </w:pPr>
+    </w:p>
+    <w:p>
+      <w:pPr>
+        <w:pStyle w:val="Heading2"/>
+      </w:pPr>
+      <w:r>
+        <w:rPr>
+          <w:sz w:val="24"/>
+        </w:rPr>
+        <w:t>Opening it without it reopening forever</w:t>
+      </w:r>
+    </w:p>
+    <w:p>
+      <w:pPr>
+        <w:spacing w:after="140"/>
+      </w:pPr>
+      <w:r>
+        <w:rPr>
+          <w:i w:val="0"/>
+          <w:sz w:val="21"/>
+        </w:rPr>
+        <w:t>A button sets the selection; code after the grid opens the dialog. The detail that matters is popping the state rather than reading it, if you read it, the modal reopens on the very next rerun after the user closes it, which is the classic version of this bug.</w:t>
       </w:r>
     </w:p>
     <w:p>
@@ -4517,7 +4519,7 @@
           <w:rFonts w:ascii="Menlo" w:hAnsi="Menlo"/>
           <w:sz w:val="17"/>
         </w:rPr>
-        <w:t>├── notebooks/</w:t>
+        <w:t># inside the card</w:t>
       </w:r>
     </w:p>
     <w:p>
@@ -4531,7 +4533,7 @@
           <w:rFonts w:ascii="Menlo" w:hAnsi="Menlo"/>
           <w:sz w:val="17"/>
         </w:rPr>
-        <w:t>│   └── data-exploration.ipynb</w:t>
+        <w:t>if st.button("View full details", key=f"card_{row['id']}", width="stretch"):</w:t>
       </w:r>
     </w:p>
     <w:p>
@@ -4545,7 +4547,7 @@
           <w:rFonts w:ascii="Menlo" w:hAnsi="Menlo"/>
           <w:sz w:val="17"/>
         </w:rPr>
-        <w:t>├── tests/</w:t>
+        <w:t xml:space="preserve">    st.session_state.selected_car = int(row["id"])</w:t>
       </w:r>
     </w:p>
     <w:p>
@@ -4559,24 +4561,7 @@
           <w:rFonts w:ascii="Menlo" w:hAnsi="Menlo"/>
           <w:sz w:val="17"/>
         </w:rPr>
-        <w:t>└── data/                       generated, gitignored</w:t>
-      </w:r>
-    </w:p>
-    <w:p>
-      <w:pPr>
-        <w:spacing w:after="80"/>
-      </w:pPr>
-    </w:p>
-    <w:p>
-      <w:pPr>
-        <w:spacing w:after="140"/>
-      </w:pPr>
-      <w:r>
-        <w:rPr>
-          <w:i w:val="0"/>
-          <w:sz w:val="21"/>
-        </w:rPr>
-        <w:t>Full rebuild from nothing:</w:t>
+        <w:t xml:space="preserve"> </w:t>
       </w:r>
     </w:p>
     <w:p>
@@ -4590,7 +4575,7 @@
           <w:rFonts w:ascii="Menlo" w:hAnsi="Menlo"/>
           <w:sz w:val="17"/>
         </w:rPr>
-        <w:t>uv sync</w:t>
+        <w:t># after the grid, popped, not read</w:t>
       </w:r>
     </w:p>
     <w:p>
@@ -4604,7 +4589,7 @@
           <w:rFonts w:ascii="Menlo" w:hAnsi="Menlo"/>
           <w:sz w:val="17"/>
         </w:rPr>
-        <w:t>echo "OPENAI_API_KEY=sk-..." &gt; .env</w:t>
+        <w:t>if "selected_car" in st.session_state:</w:t>
       </w:r>
     </w:p>
     <w:p>
@@ -4618,7 +4603,115 @@
           <w:rFonts w:ascii="Menlo" w:hAnsi="Menlo"/>
           <w:sz w:val="17"/>
         </w:rPr>
-        <w:t xml:space="preserve"> </w:t>
+        <w:t xml:space="preserve">    show_car_details(st.session_state.pop("selected_car"))</w:t>
+      </w:r>
+    </w:p>
+    <w:p>
+      <w:pPr>
+        <w:spacing w:after="80"/>
+      </w:pPr>
+    </w:p>
+    <w:p>
+      <w:pPr>
+        <w:spacing w:after="160"/>
+        <w:ind w:left="200"/>
+      </w:pPr>
+      <w:r>
+        <w:rPr>
+          <w:i/>
+          <w:color w:val="555555"/>
+          <w:sz w:val="19"/>
+        </w:rPr>
+        <w:t>Key the buttons by listing id, never by loop index. Index keys collide the moment a new search reorders the grid and you open the wrong car. Also note only one dialog may be called per script run.</w:t>
+      </w:r>
+    </w:p>
+    <w:p>
+      <w:pPr>
+        <w:pStyle w:val="Heading2"/>
+      </w:pPr>
+      <w:r>
+        <w:rPr>
+          <w:sz w:val="24"/>
+        </w:rPr>
+        <w:t>What goes in it</w:t>
+      </w:r>
+    </w:p>
+    <w:p>
+      <w:pPr>
+        <w:pStyle w:val="ListBullet"/>
+        <w:spacing w:after="60"/>
+      </w:pPr>
+      <w:r>
+        <w:rPr>
+          <w:b/>
+          <w:sz w:val="21"/>
+        </w:rPr>
+        <w:t>Four headline metrics</w:t>
+      </w:r>
+      <w:r>
+        <w:rPr>
+          <w:sz w:val="21"/>
+        </w:rPr>
+        <w:t>, price, odometer, year, condition, as bordered st.metric tiles.</w:t>
+      </w:r>
+    </w:p>
+    <w:p>
+      <w:pPr>
+        <w:pStyle w:val="ListBullet"/>
+        <w:spacing w:after="60"/>
+      </w:pPr>
+      <w:r>
+        <w:rPr>
+          <w:sz w:val="21"/>
+        </w:rPr>
+        <w:t>A two-column specification grid: body type, fuel, transmission, drivetrain, cylinders, size, paint, title status, VIN, posting date.</w:t>
+      </w:r>
+    </w:p>
+    <w:p>
+      <w:pPr>
+        <w:pStyle w:val="ListBullet"/>
+        <w:spacing w:after="60"/>
+      </w:pPr>
+      <w:r>
+        <w:rPr>
+          <w:sz w:val="21"/>
+        </w:rPr>
+        <w:t>A horizontal bar chart of the six vibe scores, captioned as model-inferred impressions rather than manufacturer specs.</w:t>
+      </w:r>
+    </w:p>
+    <w:p>
+      <w:pPr>
+        <w:pStyle w:val="ListBullet"/>
+        <w:spacing w:after="60"/>
+      </w:pPr>
+      <w:r>
+        <w:rPr>
+          <w:sz w:val="21"/>
+        </w:rPr>
+        <w:t>The seller's description in a scrollable bordered container, captioned as seller-written.</w:t>
+      </w:r>
+    </w:p>
+    <w:p>
+      <w:pPr>
+        <w:pStyle w:val="Heading2"/>
+      </w:pPr>
+      <w:r>
+        <w:rPr>
+          <w:sz w:val="24"/>
+        </w:rPr>
+        <w:t>The photo that wasn't there</w:t>
+      </w:r>
+    </w:p>
+    <w:p>
+      <w:pPr>
+        <w:spacing w:after="140"/>
+      </w:pPr>
+      <w:r>
+        <w:rPr>
+          <w:i w:val="0"/>
+          <w:sz w:val="21"/>
+        </w:rPr>
+        <w:t>The dataset has an image_url on 100% of rows, so photos look like a free win. Check before building on it:</w:t>
       </w:r>
     </w:p>
     <w:p>
@@ -4632,7 +4725,7 @@
           <w:rFonts w:ascii="Menlo" w:hAnsi="Menlo"/>
           <w:sz w:val="17"/>
         </w:rPr>
-        <w:t>uv run python -m pipeline.build_dataset      # ~2 min</w:t>
+        <w:t># HEAD returns 405, that is "method not allowed", NOT a dead link.</w:t>
       </w:r>
     </w:p>
     <w:p>
@@ -4646,7 +4739,7 @@
           <w:rFonts w:ascii="Menlo" w:hAnsi="Menlo"/>
           <w:sz w:val="17"/>
         </w:rPr>
-        <w:t>uv run python -m pipeline.vibe_tagging       # ~110 min, checkpointed</w:t>
+        <w:t># Re-check with a GET range request before concluding anything:</w:t>
       </w:r>
     </w:p>
     <w:p>
@@ -4660,7 +4753,7 @@
           <w:rFonts w:ascii="Menlo" w:hAnsi="Menlo"/>
           <w:sz w:val="17"/>
         </w:rPr>
-        <w:t>uv run python -m pipeline.build_embeddings   # ~3 min, ~$0.05</w:t>
+        <w:t>req = urllib.request.Request(url, headers={"Range": "bytes=0-2047",</w:t>
       </w:r>
     </w:p>
     <w:p>
@@ -4674,7 +4767,252 @@
           <w:rFonts w:ascii="Menlo" w:hAnsi="Menlo"/>
           <w:sz w:val="17"/>
         </w:rPr>
-        <w:t xml:space="preserve"> </w:t>
+        <w:t xml:space="preserve">                                           "User-Agent": "Mozilla/5.0"})</w:t>
+      </w:r>
+    </w:p>
+    <w:p>
+      <w:pPr>
+        <w:spacing w:after="80"/>
+      </w:pPr>
+    </w:p>
+    <w:p>
+      <w:pPr>
+        <w:spacing w:after="140"/>
+      </w:pPr>
+      <w:r>
+        <w:rPr>
+          <w:i w:val="0"/>
+          <w:sz w:val="21"/>
+        </w:rPr>
+        <w:t>Result: 0 of 20 images resolve, and 0 of 3 listing pages resolve. Every URL 404s. This is a 2021 snapshot and Craigslist purges images when a listing expires. Wiring image_url into the grid would have produced a page of broken-image icons, and the 'open original listing' button would have been a link that always fails.</w:t>
+      </w:r>
+    </w:p>
+    <w:p>
+      <w:pPr>
+        <w:spacing w:after="140"/>
+      </w:pPr>
+      <w:r>
+        <w:rPr>
+          <w:i w:val="0"/>
+          <w:sz w:val="21"/>
+        </w:rPr>
+        <w:t>The tempting fix is a stock photo looked up by make, model and year. Do not. Two reasons, and the second is the real one:</w:t>
+      </w:r>
+    </w:p>
+    <w:p>
+      <w:pPr>
+        <w:pStyle w:val="ListBullet"/>
+        <w:spacing w:after="60"/>
+      </w:pPr>
+      <w:r>
+        <w:rPr>
+          <w:b/>
+          <w:sz w:val="21"/>
+        </w:rPr>
+        <w:t>It would barely work</w:t>
+      </w:r>
+      <w:r>
+        <w:rPr>
+          <w:sz w:val="21"/>
+        </w:rPr>
+        <w:t>, 4,284 distinct model strings across 14,828 rows, 2,820 of them appearing exactly once, in dirty free text like "wrangleryj" and "veloster 3dr cpe auto", with 5.8% missing a manufacturer entirely.</w:t>
+      </w:r>
+    </w:p>
+    <w:p>
+      <w:pPr>
+        <w:pStyle w:val="ListBullet"/>
+        <w:spacing w:after="60"/>
+      </w:pPr>
+      <w:r>
+        <w:rPr>
+          <w:sz w:val="21"/>
+        </w:rPr>
+        <w:t>It would lie. A studio render of a clean 2004 Prius above "200,000 miles, condition fair, salvage title" tells the customer they are looking at that car. Used cars are individual; the photo is where a buyer reads wear and damage. This is the same failure as returning a manual when the customer asked for an automatic, just better dressed.</w:t>
+      </w:r>
+    </w:p>
+    <w:p>
+      <w:pPr>
+        <w:spacing w:after="140"/>
+      </w:pPr>
+      <w:r>
+        <w:rPr>
+          <w:i w:val="0"/>
+          <w:sz w:val="21"/>
+        </w:rPr>
+        <w:t>The project shipped with no images at all. That is the honest answer when the media is gone, and it costs nothing that matters, the modal already carries every fact the data actually holds.</w:t>
+      </w:r>
+    </w:p>
+    <w:p>
+      <w:pPr>
+        <w:pStyle w:val="Heading2"/>
+      </w:pPr>
+      <w:r>
+        <w:rPr>
+          <w:sz w:val="24"/>
+        </w:rPr>
+        <w:t>Removing the sidebar filters</w:t>
+      </w:r>
+    </w:p>
+    <w:p>
+      <w:pPr>
+        <w:spacing w:after="140"/>
+      </w:pPr>
+      <w:r>
+        <w:rPr>
+          <w:i w:val="0"/>
+          <w:sz w:val="21"/>
+        </w:rPr>
+        <w:t>The original app had eight sidebar filter widgets. Once the query parser extracts fuel, transmission, body type, drivetrain and budget from the sentence, and the agent passes the same constraints through its tools, the dropdowns duplicate both paths. Delete them.</w:t>
+      </w:r>
+    </w:p>
+    <w:p>
+      <w:pPr>
+        <w:spacing w:after="160"/>
+        <w:ind w:left="200"/>
+      </w:pPr>
+      <w:r>
+        <w:rPr>
+          <w:i/>
+          <w:color w:val="555555"/>
+          <w:sz w:val="19"/>
+        </w:rPr>
+        <w:t>Watch for the controls in there that are not filters. "Clear conversation" moved next to the chat it clears; the result count became a constant. Deleting a panel wholesale quietly removes whatever else was living in it.</w:t>
+      </w:r>
+    </w:p>
+    <w:p>
+      <w:r>
+        <w:br w:type="page"/>
+      </w:r>
+    </w:p>
+    <w:p>
+      <w:pPr>
+        <w:pStyle w:val="Heading1"/>
+      </w:pPr>
+      <w:r>
+        <w:rPr>
+          <w:color w:val="1A538C"/>
+        </w:rPr>
+        <w:t>Phase 12: Collapsing to one input</w:t>
+      </w:r>
+    </w:p>
+    <w:p>
+      <w:pPr>
+        <w:spacing w:after="140"/>
+      </w:pPr>
+      <w:r>
+        <w:rPr>
+          <w:i w:val="0"/>
+          <w:sz w:val="21"/>
+        </w:rPr>
+        <w:t>At this point the app has two ways to ask for a car: a search box and a chat with Sam. They do the same job, so one of them has to go. Sam stays, because he can also answer questions the box never could.</w:t>
+      </w:r>
+    </w:p>
+    <w:p>
+      <w:pPr>
+        <w:pStyle w:val="Heading2"/>
+      </w:pPr>
+      <w:r>
+        <w:rPr>
+          <w:sz w:val="24"/>
+        </w:rPr>
+        <w:t>You probably do not need a new tool</w:t>
+      </w:r>
+    </w:p>
+    <w:p>
+      <w:pPr>
+        <w:spacing w:after="140"/>
+      </w:pPr>
+      <w:r>
+        <w:rPr>
+          <w:i w:val="0"/>
+          <w:sz w:val="21"/>
+        </w:rPr>
+        <w:t>The instinct is to add a filtering tool to the LangGraph workflow so the agent can drive the grid. That work is already done. search_inventory writes its results to the sink, and Streamlit renders the grid from the sink, so the agent has been repainting the screen since the moment it was built. Removing the search box is deletion, not addition:</w:t>
+      </w:r>
+    </w:p>
+    <w:p>
+      <w:pPr>
+        <w:pStyle w:val="ListBullet"/>
+        <w:spacing w:after="60"/>
+      </w:pPr>
+      <w:r>
+        <w:rPr>
+          <w:sz w:val="21"/>
+        </w:rPr>
+        <w:t>The st.form search box and its run_box_search() function, duplicating what search_inventory already does.</w:t>
+      </w:r>
+    </w:p>
+    <w:p>
+      <w:pPr>
+        <w:pStyle w:val="ListBullet"/>
+        <w:spacing w:after="60"/>
+      </w:pPr>
+      <w:r>
+        <w:rPr>
+          <w:b/>
+          <w:sz w:val="21"/>
+        </w:rPr>
+        <w:t>The entire from_box mechanism</w:t>
+      </w:r>
+      <w:r>
+        <w:rPr>
+          <w:sz w:val="21"/>
+        </w:rPr>
+        <w:t>, which existed only so Sam could comment on a box search without re-running it. No box, no need.</w:t>
+      </w:r>
+    </w:p>
+    <w:p>
+      <w:pPr>
+        <w:pStyle w:val="ListBullet"/>
+        <w:spacing w:after="60"/>
+      </w:pPr>
+      <w:r>
+        <w:rPr>
+          <w:b/>
+          <w:sz w:val="21"/>
+        </w:rPr>
+        <w:t>The search_cars import in app.py</w:t>
+      </w:r>
+      <w:r>
+        <w:rPr>
+          <w:sz w:val="21"/>
+        </w:rPr>
+        <w:t>, since the app no longer searches directly at all.</w:t>
+      </w:r>
+    </w:p>
+    <w:p>
+      <w:pPr>
+        <w:spacing w:after="140"/>
+      </w:pPr>
+      <w:r>
+        <w:rPr>
+          <w:i w:val="0"/>
+          <w:sz w:val="21"/>
+        </w:rPr>
+        <w:t>The result is one search path instead of two implementations that had to be kept in step. That whole class of bug disappears by construction.</w:t>
+      </w:r>
+    </w:p>
+    <w:p>
+      <w:pPr>
+        <w:pStyle w:val="Heading2"/>
+      </w:pPr>
+      <w:r>
+        <w:rPr>
+          <w:sz w:val="24"/>
+        </w:rPr>
+        <w:t>The gap deletion opens</w:t>
+      </w:r>
+    </w:p>
+    <w:p>
+      <w:pPr>
+        <w:spacing w:after="140"/>
+      </w:pPr>
+      <w:r>
+        <w:rPr>
+          <w:i w:val="0"/>
+          <w:sz w:val="21"/>
+        </w:rPr>
+        <w:t>One thing does break, and it is easy to miss. The banners that report what was enforced and what had to be relaxed are fed by sink["meta"], which only the search box was writing. Delete the box and the app silently loses the transparency the whole project was built around. Have the tool write it:</w:t>
       </w:r>
     </w:p>
     <w:p>
@@ -4688,7 +5026,7 @@
           <w:rFonts w:ascii="Menlo" w:hAnsi="Menlo"/>
           <w:sz w:val="17"/>
         </w:rPr>
-        <w:t>uv run pytest</w:t>
+        <w:t>explicit = {k: v for k, v in _spec(fuel, transmission, body_type, drive,</w:t>
       </w:r>
     </w:p>
     <w:p>
@@ -4702,7 +5040,35 @@
           <w:rFonts w:ascii="Menlo" w:hAnsi="Menlo"/>
           <w:sz w:val="17"/>
         </w:rPr>
-        <w:t>uv run streamlit run app.py</w:t>
+        <w:t xml:space="preserve">                                   manufacturer).items() if v}</w:t>
+      </w:r>
+    </w:p>
+    <w:p>
+      <w:pPr>
+        <w:spacing w:after="0" w:before="0"/>
+        <w:ind w:left="280"/>
+        <w:shd w:val="clear" w:fill="F4F4F4"/>
+      </w:pPr>
+      <w:r>
+        <w:rPr>
+          <w:rFonts w:ascii="Menlo" w:hAnsi="Menlo"/>
+          <w:sz w:val="17"/>
+        </w:rPr>
+        <w:t>found.constraints = {**explicit, **found.constraints}</w:t>
+      </w:r>
+    </w:p>
+    <w:p>
+      <w:pPr>
+        <w:spacing w:after="0" w:before="0"/>
+        <w:ind w:left="280"/>
+        <w:shd w:val="clear" w:fill="F4F4F4"/>
+      </w:pPr>
+      <w:r>
+        <w:rPr>
+          <w:rFonts w:ascii="Menlo" w:hAnsi="Menlo"/>
+          <w:sz w:val="17"/>
+        </w:rPr>
+        <w:t>sink["meta"] = found</w:t>
       </w:r>
     </w:p>
     <w:p>
@@ -4721,7 +5087,7 @@
           <w:color w:val="555555"/>
           <w:sz w:val="19"/>
         </w:rPr>
-        <w:t>The built index is about 120 MB, over GitHub's 100 MB per-file limit. Either use Git LFS or gitignore data/ and rely on the pipeline scripts.</w:t>
+        <w:t>Note the merge. search_cars deliberately keeps explicitly-passed filters out of `constraints`, because it treats them as deliberate choices rather than inferred ones. The agent passes constraints explicitly, so without folding them back in the banner under-reports exactly the requirements the customer stated most plainly.</w:t>
       </w:r>
     </w:p>
     <w:p>
@@ -4732,7 +5098,298 @@
         <w:rPr>
           <w:sz w:val="24"/>
         </w:rPr>
-        <w:t>What is still imperfect</w:t>
+        <w:t>Say what is on the lot</w:t>
+      </w:r>
+    </w:p>
+    <w:p>
+      <w:pPr>
+        <w:spacing w:after="140"/>
+      </w:pPr>
+      <w:r>
+        <w:rPr>
+          <w:i w:val="0"/>
+          <w:sz w:val="21"/>
+        </w:rPr>
+        <w:t>With no filter dropdowns left, nothing tells the customer what the dealership actually stocks. Put the totals in the header:</w:t>
+      </w:r>
+    </w:p>
+    <w:p>
+      <w:pPr>
+        <w:spacing w:after="0" w:before="0"/>
+        <w:ind w:left="280"/>
+        <w:shd w:val="clear" w:fill="F4F4F4"/>
+      </w:pPr>
+      <w:r>
+        <w:rPr>
+          <w:rFonts w:ascii="Menlo" w:hAnsi="Menlo"/>
+          <w:sz w:val="17"/>
+        </w:rPr>
+        <w:t>@st.cache_data</w:t>
+      </w:r>
+    </w:p>
+    <w:p>
+      <w:pPr>
+        <w:spacing w:after="0" w:before="0"/>
+        <w:ind w:left="280"/>
+        <w:shd w:val="clear" w:fill="F4F4F4"/>
+      </w:pPr>
+      <w:r>
+        <w:rPr>
+          <w:rFonts w:ascii="Menlo" w:hAnsi="Menlo"/>
+          <w:sz w:val="17"/>
+        </w:rPr>
+        <w:t>def inventory_summary():</w:t>
+      </w:r>
+    </w:p>
+    <w:p>
+      <w:pPr>
+        <w:spacing w:after="0" w:before="0"/>
+        <w:ind w:left="280"/>
+        <w:shd w:val="clear" w:fill="F4F4F4"/>
+      </w:pPr>
+      <w:r>
+        <w:rPr>
+          <w:rFonts w:ascii="Menlo" w:hAnsi="Menlo"/>
+          <w:sz w:val="17"/>
+        </w:rPr>
+        <w:t xml:space="preserve">    counts = cars["type"].value_counts()</w:t>
+      </w:r>
+    </w:p>
+    <w:p>
+      <w:pPr>
+        <w:spacing w:after="0" w:before="0"/>
+        <w:ind w:left="280"/>
+        <w:shd w:val="clear" w:fill="F4F4F4"/>
+      </w:pPr>
+      <w:r>
+        <w:rPr>
+          <w:rFonts w:ascii="Menlo" w:hAnsi="Menlo"/>
+          <w:sz w:val="17"/>
+        </w:rPr>
+        <w:t xml:space="preserve">    vague = [t for t in ("other", "unknown") if t in counts.index]</w:t>
+      </w:r>
+    </w:p>
+    <w:p>
+      <w:pPr>
+        <w:spacing w:after="0" w:before="0"/>
+        <w:ind w:left="280"/>
+        <w:shd w:val="clear" w:fill="F4F4F4"/>
+      </w:pPr>
+      <w:r>
+        <w:rPr>
+          <w:rFonts w:ascii="Menlo" w:hAnsi="Menlo"/>
+          <w:sz w:val="17"/>
+        </w:rPr>
+        <w:t xml:space="preserve">    named = counts.drop(index=vague)</w:t>
+      </w:r>
+    </w:p>
+    <w:p>
+      <w:pPr>
+        <w:spacing w:after="0" w:before="0"/>
+        <w:ind w:left="280"/>
+        <w:shd w:val="clear" w:fill="F4F4F4"/>
+      </w:pPr>
+      <w:r>
+        <w:rPr>
+          <w:rFonts w:ascii="Menlo" w:hAnsi="Menlo"/>
+          <w:sz w:val="17"/>
+        </w:rPr>
+        <w:t xml:space="preserve">    return len(cars), pd.concat([named, counts[vague]])</w:t>
+      </w:r>
+    </w:p>
+    <w:p>
+      <w:pPr>
+        <w:spacing w:after="0" w:before="0"/>
+        <w:ind w:left="280"/>
+        <w:shd w:val="clear" w:fill="F4F4F4"/>
+      </w:pPr>
+      <w:r>
+        <w:rPr>
+          <w:rFonts w:ascii="Menlo" w:hAnsi="Menlo"/>
+          <w:sz w:val="17"/>
+        </w:rPr>
+        <w:t xml:space="preserve"> </w:t>
+      </w:r>
+    </w:p>
+    <w:p>
+      <w:pPr>
+        <w:spacing w:after="0" w:before="0"/>
+        <w:ind w:left="280"/>
+        <w:shd w:val="clear" w:fill="F4F4F4"/>
+      </w:pPr>
+      <w:r>
+        <w:rPr>
+          <w:rFonts w:ascii="Menlo" w:hAnsi="Menlo"/>
+          <w:sz w:val="17"/>
+        </w:rPr>
+        <w:t>st.markdown(f"**{total_cars:,} vehicles in stock.**")</w:t>
+      </w:r>
+    </w:p>
+    <w:p>
+      <w:pPr>
+        <w:spacing w:after="0" w:before="0"/>
+        <w:ind w:left="280"/>
+        <w:shd w:val="clear" w:fill="F4F4F4"/>
+      </w:pPr>
+      <w:r>
+        <w:rPr>
+          <w:rFonts w:ascii="Menlo" w:hAnsi="Menlo"/>
+          <w:sz w:val="17"/>
+        </w:rPr>
+        <w:t>with st.container(horizontal=True):</w:t>
+      </w:r>
+    </w:p>
+    <w:p>
+      <w:pPr>
+        <w:spacing w:after="0" w:before="0"/>
+        <w:ind w:left="280"/>
+        <w:shd w:val="clear" w:fill="F4F4F4"/>
+      </w:pPr>
+      <w:r>
+        <w:rPr>
+          <w:rFonts w:ascii="Menlo" w:hAnsi="Menlo"/>
+          <w:sz w:val="17"/>
+        </w:rPr>
+        <w:t xml:space="preserve">    for body_type, count in type_counts.items():</w:t>
+      </w:r>
+    </w:p>
+    <w:p>
+      <w:pPr>
+        <w:spacing w:after="0" w:before="0"/>
+        <w:ind w:left="280"/>
+        <w:shd w:val="clear" w:fill="F4F4F4"/>
+      </w:pPr>
+      <w:r>
+        <w:rPr>
+          <w:rFonts w:ascii="Menlo" w:hAnsi="Menlo"/>
+          <w:sz w:val="17"/>
+        </w:rPr>
+        <w:t xml:space="preserve">        st.badge(f"{body_type} {count:,}", color="gray")</w:t>
+      </w:r>
+    </w:p>
+    <w:p>
+      <w:pPr>
+        <w:spacing w:after="80"/>
+      </w:pPr>
+    </w:p>
+    <w:p>
+      <w:pPr>
+        <w:spacing w:after="160"/>
+        <w:ind w:left="200"/>
+      </w:pPr>
+      <w:r>
+        <w:rPr>
+          <w:i/>
+          <w:color w:val="555555"/>
+          <w:sz w:val="19"/>
+        </w:rPr>
+        <w:t>Sorting purely by count puts "unknown" first, because it is the single largest bucket. That is a poor opening line for a showroom, so real body types lead and the catch-alls go last.</w:t>
+      </w:r>
+    </w:p>
+    <w:p>
+      <w:pPr>
+        <w:spacing w:after="140"/>
+      </w:pPr>
+      <w:r>
+        <w:rPr>
+          <w:i w:val="0"/>
+          <w:sz w:val="21"/>
+        </w:rPr>
+        <w:t>Greet the customer with the same number when the page loads, so the conversation opens with something concrete rather than a blank prompt:</w:t>
+      </w:r>
+    </w:p>
+    <w:p>
+      <w:pPr>
+        <w:spacing w:after="0" w:before="0"/>
+        <w:ind w:left="280"/>
+        <w:shd w:val="clear" w:fill="F4F4F4"/>
+      </w:pPr>
+      <w:r>
+        <w:rPr>
+          <w:rFonts w:ascii="Menlo" w:hAnsi="Menlo"/>
+          <w:sz w:val="17"/>
+        </w:rPr>
+        <w:t>"Welcome to Abaid Automobile Showroom. I'm Sam. We have 14,828 vehicles on the</w:t>
+      </w:r>
+    </w:p>
+    <w:p>
+      <w:pPr>
+        <w:spacing w:after="0" w:before="0"/>
+        <w:ind w:left="280"/>
+        <w:shd w:val="clear" w:fill="F4F4F4"/>
+      </w:pPr>
+      <w:r>
+        <w:rPr>
+          <w:rFonts w:ascii="Menlo" w:hAnsi="Menlo"/>
+          <w:sz w:val="17"/>
+        </w:rPr>
+        <w:t>lot right now. How can I help you today?"</w:t>
+      </w:r>
+    </w:p>
+    <w:p>
+      <w:pPr>
+        <w:spacing w:after="80"/>
+      </w:pPr>
+    </w:p>
+    <w:p>
+      <w:r>
+        <w:br w:type="page"/>
+      </w:r>
+    </w:p>
+    <w:p>
+      <w:pPr>
+        <w:pStyle w:val="Heading1"/>
+      </w:pPr>
+      <w:r>
+        <w:rPr>
+          <w:color w:val="1A538C"/>
+        </w:rPr>
+        <w:t>Phase 13: Tests</w:t>
+      </w:r>
+    </w:p>
+    <w:p>
+      <w:pPr>
+        <w:spacing w:after="0" w:before="0"/>
+        <w:ind w:left="280"/>
+        <w:shd w:val="clear" w:fill="F4F4F4"/>
+      </w:pPr>
+      <w:r>
+        <w:rPr>
+          <w:rFonts w:ascii="Menlo" w:hAnsi="Menlo"/>
+          <w:sz w:val="17"/>
+        </w:rPr>
+        <w:t>uv add --dev pytest</w:t>
+      </w:r>
+    </w:p>
+    <w:p>
+      <w:pPr>
+        <w:spacing w:after="0" w:before="0"/>
+        <w:ind w:left="280"/>
+        <w:shd w:val="clear" w:fill="F4F4F4"/>
+      </w:pPr>
+      <w:r>
+        <w:rPr>
+          <w:rFonts w:ascii="Menlo" w:hAnsi="Menlo"/>
+          <w:sz w:val="17"/>
+        </w:rPr>
+        <w:t>uv run pytest</w:t>
+      </w:r>
+    </w:p>
+    <w:p>
+      <w:pPr>
+        <w:spacing w:after="80"/>
+      </w:pPr>
+    </w:p>
+    <w:p>
+      <w:pPr>
+        <w:spacing w:after="140"/>
+      </w:pPr>
+      <w:r>
+        <w:rPr>
+          <w:i w:val="0"/>
+          <w:sz w:val="21"/>
+        </w:rPr>
+        <w:t>Use a synthetic inventory and a stub embedder so the whole suite runs offline with no API calls. Test the behaviour, not the model:</w:t>
       </w:r>
     </w:p>
     <w:p>
@@ -4742,16 +5399,64 @@
       </w:pPr>
       <w:r>
         <w:rPr>
+          <w:sz w:val="21"/>
+        </w:rPr>
+        <w:t>Every stated requirement is honored.</w:t>
+      </w:r>
+    </w:p>
+    <w:p>
+      <w:pPr>
+        <w:pStyle w:val="ListBullet"/>
+        <w:spacing w:after="60"/>
+      </w:pPr>
+      <w:r>
+        <w:rPr>
+          <w:sz w:val="21"/>
+        </w:rPr>
+        <w:t>"good gas mileage" does not become fuel=gas.</w:t>
+      </w:r>
+    </w:p>
+    <w:p>
+      <w:pPr>
+        <w:pStyle w:val="ListBullet"/>
+        <w:spacing w:after="60"/>
+      </w:pPr>
+      <w:r>
+        <w:rPr>
+          <w:sz w:val="21"/>
+        </w:rPr>
+        <w:t>Relaxation drops the weakest constraint and protects fuel.</w:t>
+      </w:r>
+    </w:p>
+    <w:p>
+      <w:pPr>
+        <w:pStyle w:val="ListBullet"/>
+        <w:spacing w:after="60"/>
+      </w:pPr>
+      <w:r>
+        <w:rPr>
+          <w:sz w:val="21"/>
+        </w:rPr>
+        <w:t>Explicit filters override inferred ones.</w:t>
+      </w:r>
+    </w:p>
+    <w:p>
+      <w:pPr>
+        <w:pStyle w:val="ListBullet"/>
+        <w:spacing w:after="60"/>
+      </w:pPr>
+      <w:r>
+        <w:rPr>
           <w:b/>
           <w:sz w:val="21"/>
         </w:rPr>
-        <w:t>Seller mislabels</w:t>
+        <w:t>Budget phrasings</w:t>
       </w:r>
       <w:r>
         <w:rPr>
           <w:sz w:val="21"/>
         </w:rPr>
-        <w:t xml:space="preserve"> — the source has a Camry tagged electric and a Tesla tagged hybrid. Filtering is only as accurate as the labels.</w:t>
+        <w:t>, ranges and floors all bind.</w:t>
       </w:r>
     </w:p>
     <w:p>
@@ -4761,16 +5466,689 @@
       </w:pPr>
       <w:r>
         <w:rPr>
+          <w:sz w:val="21"/>
+        </w:rPr>
+        <w:t>Mileage and bare model years are not read as budgets.</w:t>
+      </w:r>
+    </w:p>
+    <w:p>
+      <w:pPr>
+        <w:pStyle w:val="ListBullet"/>
+        <w:spacing w:after="60"/>
+      </w:pPr>
+      <w:r>
+        <w:rPr>
+          <w:sz w:val="21"/>
+        </w:rPr>
+        <w:t>Budget digits never reach the embedder.</w:t>
+      </w:r>
+    </w:p>
+    <w:p>
+      <w:pPr>
+        <w:pStyle w:val="ListBullet"/>
+        <w:spacing w:after="60"/>
+      </w:pPr>
+      <w:r>
+        <w:rPr>
+          <w:sz w:val="21"/>
+        </w:rPr>
+        <w:t>Every agent tool: casing, sink updates, clamped limits, unknown ids refused.</w:t>
+      </w:r>
+    </w:p>
+    <w:p>
+      <w:pPr>
+        <w:pStyle w:val="Heading2"/>
+      </w:pPr>
+      <w:r>
+        <w:rPr>
+          <w:sz w:val="24"/>
+        </w:rPr>
+        <w:t>Testing the UI itself</w:t>
+      </w:r>
+    </w:p>
+    <w:p>
+      <w:pPr>
+        <w:spacing w:after="140"/>
+      </w:pPr>
+      <w:r>
+        <w:rPr>
+          <w:i w:val="0"/>
+          <w:sz w:val="21"/>
+        </w:rPr>
+        <w:t>Booting the app and getting HTTP 200 proves almost nothing, Streamlit serves a shell and only executes the script when a browser connects. AppTest runs the real script headlessly and lets you click things:</w:t>
+      </w:r>
+    </w:p>
+    <w:p>
+      <w:pPr>
+        <w:spacing w:after="0" w:before="0"/>
+        <w:ind w:left="280"/>
+        <w:shd w:val="clear" w:fill="F4F4F4"/>
+      </w:pPr>
+      <w:r>
+        <w:rPr>
+          <w:rFonts w:ascii="Menlo" w:hAnsi="Menlo"/>
+          <w:sz w:val="17"/>
+        </w:rPr>
+        <w:t>from streamlit.testing.v1 import AppTest</w:t>
+      </w:r>
+    </w:p>
+    <w:p>
+      <w:pPr>
+        <w:spacing w:after="0" w:before="0"/>
+        <w:ind w:left="280"/>
+        <w:shd w:val="clear" w:fill="F4F4F4"/>
+      </w:pPr>
+      <w:r>
+        <w:rPr>
+          <w:rFonts w:ascii="Menlo" w:hAnsi="Menlo"/>
+          <w:sz w:val="17"/>
+        </w:rPr>
+        <w:t xml:space="preserve"> </w:t>
+      </w:r>
+    </w:p>
+    <w:p>
+      <w:pPr>
+        <w:spacing w:after="0" w:before="0"/>
+        <w:ind w:left="280"/>
+        <w:shd w:val="clear" w:fill="F4F4F4"/>
+      </w:pPr>
+      <w:r>
+        <w:rPr>
+          <w:rFonts w:ascii="Menlo" w:hAnsi="Menlo"/>
+          <w:sz w:val="17"/>
+        </w:rPr>
+        <w:t>at = AppTest.from_file("app.py")</w:t>
+      </w:r>
+    </w:p>
+    <w:p>
+      <w:pPr>
+        <w:spacing w:after="0" w:before="0"/>
+        <w:ind w:left="280"/>
+        <w:shd w:val="clear" w:fill="F4F4F4"/>
+      </w:pPr>
+      <w:r>
+        <w:rPr>
+          <w:rFonts w:ascii="Menlo" w:hAnsi="Menlo"/>
+          <w:sz w:val="17"/>
+        </w:rPr>
+        <w:t>at.session_state["sink"] = {"results": sample_df, "label": "x", "meta": None}</w:t>
+      </w:r>
+    </w:p>
+    <w:p>
+      <w:pPr>
+        <w:spacing w:after="0" w:before="0"/>
+        <w:ind w:left="280"/>
+        <w:shd w:val="clear" w:fill="F4F4F4"/>
+      </w:pPr>
+      <w:r>
+        <w:rPr>
+          <w:rFonts w:ascii="Menlo" w:hAnsi="Menlo"/>
+          <w:sz w:val="17"/>
+        </w:rPr>
+        <w:t>at.run()</w:t>
+      </w:r>
+    </w:p>
+    <w:p>
+      <w:pPr>
+        <w:spacing w:after="0" w:before="0"/>
+        <w:ind w:left="280"/>
+        <w:shd w:val="clear" w:fill="F4F4F4"/>
+      </w:pPr>
+      <w:r>
+        <w:rPr>
+          <w:rFonts w:ascii="Menlo" w:hAnsi="Menlo"/>
+          <w:sz w:val="17"/>
+        </w:rPr>
+        <w:t xml:space="preserve"> </w:t>
+      </w:r>
+    </w:p>
+    <w:p>
+      <w:pPr>
+        <w:spacing w:after="0" w:before="0"/>
+        <w:ind w:left="280"/>
+        <w:shd w:val="clear" w:fill="F4F4F4"/>
+      </w:pPr>
+      <w:r>
+        <w:rPr>
+          <w:rFonts w:ascii="Menlo" w:hAnsi="Menlo"/>
+          <w:sz w:val="17"/>
+        </w:rPr>
+        <w:t>at.button[0].click().run()</w:t>
+      </w:r>
+    </w:p>
+    <w:p>
+      <w:pPr>
+        <w:spacing w:after="0" w:before="0"/>
+        <w:ind w:left="280"/>
+        <w:shd w:val="clear" w:fill="F4F4F4"/>
+      </w:pPr>
+      <w:r>
+        <w:rPr>
+          <w:rFonts w:ascii="Menlo" w:hAnsi="Menlo"/>
+          <w:sz w:val="17"/>
+        </w:rPr>
+        <w:t>assert len(at.get("dialog")) == 1          # modal opened</w:t>
+      </w:r>
+    </w:p>
+    <w:p>
+      <w:pPr>
+        <w:spacing w:after="0" w:before="0"/>
+        <w:ind w:left="280"/>
+        <w:shd w:val="clear" w:fill="F4F4F4"/>
+      </w:pPr>
+      <w:r>
+        <w:rPr>
+          <w:rFonts w:ascii="Menlo" w:hAnsi="Menlo"/>
+          <w:sz w:val="17"/>
+        </w:rPr>
+        <w:t>at.run()</w:t>
+      </w:r>
+    </w:p>
+    <w:p>
+      <w:pPr>
+        <w:spacing w:after="0" w:before="0"/>
+        <w:ind w:left="280"/>
+        <w:shd w:val="clear" w:fill="F4F4F4"/>
+      </w:pPr>
+      <w:r>
+        <w:rPr>
+          <w:rFonts w:ascii="Menlo" w:hAnsi="Menlo"/>
+          <w:sz w:val="17"/>
+        </w:rPr>
+        <w:t>assert len(at.get("dialog")) == 0          # and does not reopen after dismissal</w:t>
+      </w:r>
+    </w:p>
+    <w:p>
+      <w:pPr>
+        <w:spacing w:after="80"/>
+      </w:pPr>
+    </w:p>
+    <w:p>
+      <w:pPr>
+        <w:spacing w:after="160"/>
+        <w:ind w:left="200"/>
+      </w:pPr>
+      <w:r>
+        <w:rPr>
+          <w:i/>
+          <w:color w:val="555555"/>
+          <w:sz w:val="19"/>
+        </w:rPr>
+        <w:t>This is how the reopening bug and the wrong-card-on-reorder bug were caught before they ever reached the browser. Element accessors are named for the element type, at.image, at.metric, at.button, and getting the name wrong returns an empty list rather than an error, which reads exactly like a missing element. Confirm against the element tree before believing a zero.</w:t>
+      </w:r>
+    </w:p>
+    <w:p>
+      <w:r>
+        <w:br w:type="page"/>
+      </w:r>
+    </w:p>
+    <w:p>
+      <w:pPr>
+        <w:pStyle w:val="Heading1"/>
+      </w:pPr>
+      <w:r>
+        <w:rPr>
+          <w:color w:val="1A538C"/>
+        </w:rPr>
+        <w:t>Phase 14: Final structure</w:t>
+      </w:r>
+    </w:p>
+    <w:p>
+      <w:pPr>
+        <w:spacing w:after="0" w:before="0"/>
+        <w:ind w:left="280"/>
+        <w:shd w:val="clear" w:fill="F4F4F4"/>
+      </w:pPr>
+      <w:r>
+        <w:rPr>
+          <w:rFonts w:ascii="Menlo" w:hAnsi="Menlo"/>
+          <w:sz w:val="17"/>
+        </w:rPr>
+        <w:t>car-recom-system/</w:t>
+      </w:r>
+    </w:p>
+    <w:p>
+      <w:pPr>
+        <w:spacing w:after="0" w:before="0"/>
+        <w:ind w:left="280"/>
+        <w:shd w:val="clear" w:fill="F4F4F4"/>
+      </w:pPr>
+      <w:r>
+        <w:rPr>
+          <w:rFonts w:ascii="Menlo" w:hAnsi="Menlo"/>
+          <w:sz w:val="17"/>
+        </w:rPr>
+        <w:t>├── PROJECT_GUIDE.docx</w:t>
+      </w:r>
+    </w:p>
+    <w:p>
+      <w:pPr>
+        <w:spacing w:after="0" w:before="0"/>
+        <w:ind w:left="280"/>
+        <w:shd w:val="clear" w:fill="F4F4F4"/>
+      </w:pPr>
+      <w:r>
+        <w:rPr>
+          <w:rFonts w:ascii="Menlo" w:hAnsi="Menlo"/>
+          <w:sz w:val="17"/>
+        </w:rPr>
+        <w:t>├── build_guide_docx.py         regenerates the guide above</w:t>
+      </w:r>
+    </w:p>
+    <w:p>
+      <w:pPr>
+        <w:spacing w:after="0" w:before="0"/>
+        <w:ind w:left="280"/>
+        <w:shd w:val="clear" w:fill="F4F4F4"/>
+      </w:pPr>
+      <w:r>
+        <w:rPr>
+          <w:rFonts w:ascii="Menlo" w:hAnsi="Menlo"/>
+          <w:sz w:val="17"/>
+        </w:rPr>
+        <w:t>├── README.md</w:t>
+      </w:r>
+    </w:p>
+    <w:p>
+      <w:pPr>
+        <w:spacing w:after="0" w:before="0"/>
+        <w:ind w:left="280"/>
+        <w:shd w:val="clear" w:fill="F4F4F4"/>
+      </w:pPr>
+      <w:r>
+        <w:rPr>
+          <w:rFonts w:ascii="Menlo" w:hAnsi="Menlo"/>
+          <w:sz w:val="17"/>
+        </w:rPr>
+        <w:t>├── app.py                      Streamlit entry point</w:t>
+      </w:r>
+    </w:p>
+    <w:p>
+      <w:pPr>
+        <w:spacing w:after="0" w:before="0"/>
+        <w:ind w:left="280"/>
+        <w:shd w:val="clear" w:fill="F4F4F4"/>
+      </w:pPr>
+      <w:r>
+        <w:rPr>
+          <w:rFonts w:ascii="Menlo" w:hAnsi="Menlo"/>
+          <w:sz w:val="17"/>
+        </w:rPr>
+        <w:t>├── pyproject.toml / uv.lock</w:t>
+      </w:r>
+    </w:p>
+    <w:p>
+      <w:pPr>
+        <w:spacing w:after="0" w:before="0"/>
+        <w:ind w:left="280"/>
+        <w:shd w:val="clear" w:fill="F4F4F4"/>
+      </w:pPr>
+      <w:r>
+        <w:rPr>
+          <w:rFonts w:ascii="Menlo" w:hAnsi="Menlo"/>
+          <w:sz w:val="17"/>
+        </w:rPr>
+        <w:t>├── showroom/</w:t>
+      </w:r>
+    </w:p>
+    <w:p>
+      <w:pPr>
+        <w:spacing w:after="0" w:before="0"/>
+        <w:ind w:left="280"/>
+        <w:shd w:val="clear" w:fill="F4F4F4"/>
+      </w:pPr>
+      <w:r>
+        <w:rPr>
+          <w:rFonts w:ascii="Menlo" w:hAnsi="Menlo"/>
+          <w:sz w:val="17"/>
+        </w:rPr>
+        <w:t>│   ├── config.py               paths + model ids, anchored to the repo root</w:t>
+      </w:r>
+    </w:p>
+    <w:p>
+      <w:pPr>
+        <w:spacing w:after="0" w:before="0"/>
+        <w:ind w:left="280"/>
+        <w:shd w:val="clear" w:fill="F4F4F4"/>
+      </w:pPr>
+      <w:r>
+        <w:rPr>
+          <w:rFonts w:ascii="Menlo" w:hAnsi="Menlo"/>
+          <w:sz w:val="17"/>
+        </w:rPr>
+        <w:t>│   ├── query_parser.py         lifts hard requirements out of free text</w:t>
+      </w:r>
+    </w:p>
+    <w:p>
+      <w:pPr>
+        <w:spacing w:after="0" w:before="0"/>
+        <w:ind w:left="280"/>
+        <w:shd w:val="clear" w:fill="F4F4F4"/>
+      </w:pPr>
+      <w:r>
+        <w:rPr>
+          <w:rFonts w:ascii="Menlo" w:hAnsi="Menlo"/>
+          <w:sz w:val="17"/>
+        </w:rPr>
+        <w:t>│   ├── search_engine.py        filtering, relaxation, ranking</w:t>
+      </w:r>
+    </w:p>
+    <w:p>
+      <w:pPr>
+        <w:spacing w:after="0" w:before="0"/>
+        <w:ind w:left="280"/>
+        <w:shd w:val="clear" w:fill="F4F4F4"/>
+      </w:pPr>
+      <w:r>
+        <w:rPr>
+          <w:rFonts w:ascii="Menlo" w:hAnsi="Menlo"/>
+          <w:sz w:val="17"/>
+        </w:rPr>
+        <w:t>│   └── sales_agent.py          LangGraph agent + tools</w:t>
+      </w:r>
+    </w:p>
+    <w:p>
+      <w:pPr>
+        <w:spacing w:after="0" w:before="0"/>
+        <w:ind w:left="280"/>
+        <w:shd w:val="clear" w:fill="F4F4F4"/>
+      </w:pPr>
+      <w:r>
+        <w:rPr>
+          <w:rFonts w:ascii="Menlo" w:hAnsi="Menlo"/>
+          <w:sz w:val="17"/>
+        </w:rPr>
+        <w:t>├── pipeline/</w:t>
+      </w:r>
+    </w:p>
+    <w:p>
+      <w:pPr>
+        <w:spacing w:after="0" w:before="0"/>
+        <w:ind w:left="280"/>
+        <w:shd w:val="clear" w:fill="F4F4F4"/>
+      </w:pPr>
+      <w:r>
+        <w:rPr>
+          <w:rFonts w:ascii="Menlo" w:hAnsi="Menlo"/>
+          <w:sz w:val="17"/>
+        </w:rPr>
+        <w:t>│   ├── build_dataset.py        Kaggle raw -&gt; cleaned, sampled table</w:t>
+      </w:r>
+    </w:p>
+    <w:p>
+      <w:pPr>
+        <w:spacing w:after="0" w:before="0"/>
+        <w:ind w:left="280"/>
+        <w:shd w:val="clear" w:fill="F4F4F4"/>
+      </w:pPr>
+      <w:r>
+        <w:rPr>
+          <w:rFonts w:ascii="Menlo" w:hAnsi="Menlo"/>
+          <w:sz w:val="17"/>
+        </w:rPr>
+        <w:t>│   ├── vibe_tagging.py         zero-shot vibe scores</w:t>
+      </w:r>
+    </w:p>
+    <w:p>
+      <w:pPr>
+        <w:spacing w:after="0" w:before="0"/>
+        <w:ind w:left="280"/>
+        <w:shd w:val="clear" w:fill="F4F4F4"/>
+      </w:pPr>
+      <w:r>
+        <w:rPr>
+          <w:rFonts w:ascii="Menlo" w:hAnsi="Menlo"/>
+          <w:sz w:val="17"/>
+        </w:rPr>
+        <w:t>│   └── build_embeddings.py     OpenAI embeddings</w:t>
+      </w:r>
+    </w:p>
+    <w:p>
+      <w:pPr>
+        <w:spacing w:after="0" w:before="0"/>
+        <w:ind w:left="280"/>
+        <w:shd w:val="clear" w:fill="F4F4F4"/>
+      </w:pPr>
+      <w:r>
+        <w:rPr>
+          <w:rFonts w:ascii="Menlo" w:hAnsi="Menlo"/>
+          <w:sz w:val="17"/>
+        </w:rPr>
+        <w:t>├── notebooks/</w:t>
+      </w:r>
+    </w:p>
+    <w:p>
+      <w:pPr>
+        <w:spacing w:after="0" w:before="0"/>
+        <w:ind w:left="280"/>
+        <w:shd w:val="clear" w:fill="F4F4F4"/>
+      </w:pPr>
+      <w:r>
+        <w:rPr>
+          <w:rFonts w:ascii="Menlo" w:hAnsi="Menlo"/>
+          <w:sz w:val="17"/>
+        </w:rPr>
+        <w:t>│   └── data-exploration.ipynb</w:t>
+      </w:r>
+    </w:p>
+    <w:p>
+      <w:pPr>
+        <w:spacing w:after="0" w:before="0"/>
+        <w:ind w:left="280"/>
+        <w:shd w:val="clear" w:fill="F4F4F4"/>
+      </w:pPr>
+      <w:r>
+        <w:rPr>
+          <w:rFonts w:ascii="Menlo" w:hAnsi="Menlo"/>
+          <w:sz w:val="17"/>
+        </w:rPr>
+        <w:t>├── tests/</w:t>
+      </w:r>
+    </w:p>
+    <w:p>
+      <w:pPr>
+        <w:spacing w:after="0" w:before="0"/>
+        <w:ind w:left="280"/>
+        <w:shd w:val="clear" w:fill="F4F4F4"/>
+      </w:pPr>
+      <w:r>
+        <w:rPr>
+          <w:rFonts w:ascii="Menlo" w:hAnsi="Menlo"/>
+          <w:sz w:val="17"/>
+        </w:rPr>
+        <w:t>└── data/                       generated, gitignored</w:t>
+      </w:r>
+    </w:p>
+    <w:p>
+      <w:pPr>
+        <w:spacing w:after="80"/>
+      </w:pPr>
+    </w:p>
+    <w:p>
+      <w:pPr>
+        <w:spacing w:after="140"/>
+      </w:pPr>
+      <w:r>
+        <w:rPr>
+          <w:i w:val="0"/>
+          <w:sz w:val="21"/>
+        </w:rPr>
+        <w:t>Full rebuild from nothing:</w:t>
+      </w:r>
+    </w:p>
+    <w:p>
+      <w:pPr>
+        <w:spacing w:after="0" w:before="0"/>
+        <w:ind w:left="280"/>
+        <w:shd w:val="clear" w:fill="F4F4F4"/>
+      </w:pPr>
+      <w:r>
+        <w:rPr>
+          <w:rFonts w:ascii="Menlo" w:hAnsi="Menlo"/>
+          <w:sz w:val="17"/>
+        </w:rPr>
+        <w:t>uv sync</w:t>
+      </w:r>
+    </w:p>
+    <w:p>
+      <w:pPr>
+        <w:spacing w:after="0" w:before="0"/>
+        <w:ind w:left="280"/>
+        <w:shd w:val="clear" w:fill="F4F4F4"/>
+      </w:pPr>
+      <w:r>
+        <w:rPr>
+          <w:rFonts w:ascii="Menlo" w:hAnsi="Menlo"/>
+          <w:sz w:val="17"/>
+        </w:rPr>
+        <w:t>echo "OPENAI_API_KEY=sk-..." &gt; .env</w:t>
+      </w:r>
+    </w:p>
+    <w:p>
+      <w:pPr>
+        <w:spacing w:after="0" w:before="0"/>
+        <w:ind w:left="280"/>
+        <w:shd w:val="clear" w:fill="F4F4F4"/>
+      </w:pPr>
+      <w:r>
+        <w:rPr>
+          <w:rFonts w:ascii="Menlo" w:hAnsi="Menlo"/>
+          <w:sz w:val="17"/>
+        </w:rPr>
+        <w:t xml:space="preserve"> </w:t>
+      </w:r>
+    </w:p>
+    <w:p>
+      <w:pPr>
+        <w:spacing w:after="0" w:before="0"/>
+        <w:ind w:left="280"/>
+        <w:shd w:val="clear" w:fill="F4F4F4"/>
+      </w:pPr>
+      <w:r>
+        <w:rPr>
+          <w:rFonts w:ascii="Menlo" w:hAnsi="Menlo"/>
+          <w:sz w:val="17"/>
+        </w:rPr>
+        <w:t>uv run python -m pipeline.build_dataset      # ~2 min</w:t>
+      </w:r>
+    </w:p>
+    <w:p>
+      <w:pPr>
+        <w:spacing w:after="0" w:before="0"/>
+        <w:ind w:left="280"/>
+        <w:shd w:val="clear" w:fill="F4F4F4"/>
+      </w:pPr>
+      <w:r>
+        <w:rPr>
+          <w:rFonts w:ascii="Menlo" w:hAnsi="Menlo"/>
+          <w:sz w:val="17"/>
+        </w:rPr>
+        <w:t>uv run python -m pipeline.vibe_tagging       # ~110 min, checkpointed</w:t>
+      </w:r>
+    </w:p>
+    <w:p>
+      <w:pPr>
+        <w:spacing w:after="0" w:before="0"/>
+        <w:ind w:left="280"/>
+        <w:shd w:val="clear" w:fill="F4F4F4"/>
+      </w:pPr>
+      <w:r>
+        <w:rPr>
+          <w:rFonts w:ascii="Menlo" w:hAnsi="Menlo"/>
+          <w:sz w:val="17"/>
+        </w:rPr>
+        <w:t>uv run python -m pipeline.build_embeddings   # ~3 min, ~$0.05</w:t>
+      </w:r>
+    </w:p>
+    <w:p>
+      <w:pPr>
+        <w:spacing w:after="0" w:before="0"/>
+        <w:ind w:left="280"/>
+        <w:shd w:val="clear" w:fill="F4F4F4"/>
+      </w:pPr>
+      <w:r>
+        <w:rPr>
+          <w:rFonts w:ascii="Menlo" w:hAnsi="Menlo"/>
+          <w:sz w:val="17"/>
+        </w:rPr>
+        <w:t xml:space="preserve"> </w:t>
+      </w:r>
+    </w:p>
+    <w:p>
+      <w:pPr>
+        <w:spacing w:after="0" w:before="0"/>
+        <w:ind w:left="280"/>
+        <w:shd w:val="clear" w:fill="F4F4F4"/>
+      </w:pPr>
+      <w:r>
+        <w:rPr>
+          <w:rFonts w:ascii="Menlo" w:hAnsi="Menlo"/>
+          <w:sz w:val="17"/>
+        </w:rPr>
+        <w:t>uv run pytest</w:t>
+      </w:r>
+    </w:p>
+    <w:p>
+      <w:pPr>
+        <w:spacing w:after="0" w:before="0"/>
+        <w:ind w:left="280"/>
+        <w:shd w:val="clear" w:fill="F4F4F4"/>
+      </w:pPr>
+      <w:r>
+        <w:rPr>
+          <w:rFonts w:ascii="Menlo" w:hAnsi="Menlo"/>
+          <w:sz w:val="17"/>
+        </w:rPr>
+        <w:t>uv run streamlit run app.py</w:t>
+      </w:r>
+    </w:p>
+    <w:p>
+      <w:pPr>
+        <w:spacing w:after="80"/>
+      </w:pPr>
+    </w:p>
+    <w:p>
+      <w:pPr>
+        <w:spacing w:after="160"/>
+        <w:ind w:left="200"/>
+      </w:pPr>
+      <w:r>
+        <w:rPr>
+          <w:i/>
+          <w:color w:val="555555"/>
+          <w:sz w:val="19"/>
+        </w:rPr>
+        <w:t>The built index is about 120 MB, over GitHub's 100 MB per-file limit. Either use Git LFS or gitignore data/ and rely on the pipeline scripts.</w:t>
+      </w:r>
+    </w:p>
+    <w:p>
+      <w:pPr>
+        <w:pStyle w:val="Heading2"/>
+      </w:pPr>
+      <w:r>
+        <w:rPr>
+          <w:sz w:val="24"/>
+        </w:rPr>
+        <w:t>What is still imperfect</w:t>
+      </w:r>
+    </w:p>
+    <w:p>
+      <w:pPr>
+        <w:pStyle w:val="ListBullet"/>
+        <w:spacing w:after="60"/>
+      </w:pPr>
+      <w:r>
+        <w:rPr>
           <w:b/>
           <w:sz w:val="21"/>
         </w:rPr>
-        <w:t>Manufacturer is not a hard constraint</w:t>
+        <w:t>Seller mislabels</w:t>
       </w:r>
       <w:r>
         <w:rPr>
           <w:sz w:val="21"/>
         </w:rPr>
-        <w:t xml:space="preserve"> — "show me a Toyota" ranks Toyotas highly but does not filter to them.</w:t>
+        <w:t>, the source has a Camry tagged electric and a Tesla tagged hybrid. Filtering is only as accurate as the labels.</w:t>
       </w:r>
     </w:p>
     <w:p>
@@ -4782,7 +6160,140 @@
         <w:rPr>
           <w:sz w:val="21"/>
         </w:rPr>
-        <w:t>Vibe scores are softmax shares, not independent confidences, so they compare poorly across rows.</w:t>
+        <w:t>Manufacturer is not a hard constraint, "show me a Toyota" ranks Toyotas highly but does not filter to them.</w:t>
+      </w:r>
+    </w:p>
+    <w:p>
+      <w:pPr>
+        <w:pStyle w:val="ListBullet"/>
+        <w:spacing w:after="60"/>
+      </w:pPr>
+      <w:r>
+        <w:rPr>
+          <w:b/>
+          <w:sz w:val="21"/>
+        </w:rPr>
+        <w:t>Vibe scores are softmax shares</w:t>
+      </w:r>
+      <w:r>
+        <w:rPr>
+          <w:sz w:val="21"/>
+        </w:rPr>
+        <w:t>, not independent confidences, so they compare poorly across rows.</w:t>
+      </w:r>
+    </w:p>
+    <w:p>
+      <w:pPr>
+        <w:pStyle w:val="ListBullet"/>
+        <w:spacing w:after="60"/>
+      </w:pPr>
+      <w:r>
+        <w:rPr>
+          <w:b/>
+          <w:sz w:val="21"/>
+        </w:rPr>
+        <w:t>No images</w:t>
+      </w:r>
+      <w:r>
+        <w:rPr>
+          <w:sz w:val="21"/>
+        </w:rPr>
+        <w:t>, the source photos expired. See Phase 11.</w:t>
+      </w:r>
+    </w:p>
+    <w:p>
+      <w:pPr>
+        <w:pStyle w:val="Heading2"/>
+      </w:pPr>
+      <w:r>
+        <w:rPr>
+          <w:sz w:val="24"/>
+        </w:rPr>
+        <w:t>The thread running through all of it</w:t>
+      </w:r>
+    </w:p>
+    <w:p>
+      <w:pPr>
+        <w:spacing w:after="140"/>
+      </w:pPr>
+      <w:r>
+        <w:rPr>
+          <w:i w:val="0"/>
+          <w:sz w:val="21"/>
+        </w:rPr>
+        <w:t>Nearly every bug in this project was the same bug wearing a different costume: the system presenting something as matching the request when it did not.</w:t>
+      </w:r>
+    </w:p>
+    <w:p>
+      <w:pPr>
+        <w:pStyle w:val="ListBullet"/>
+        <w:spacing w:after="60"/>
+      </w:pPr>
+      <w:r>
+        <w:rPr>
+          <w:sz w:val="21"/>
+        </w:rPr>
+        <w:t>Ranking a manual car highly for "I want automatic", because nothing enforced the requirement.</w:t>
+      </w:r>
+    </w:p>
+    <w:p>
+      <w:pPr>
+        <w:pStyle w:val="ListBullet"/>
+        <w:spacing w:after="60"/>
+      </w:pPr>
+      <w:r>
+        <w:rPr>
+          <w:sz w:val="21"/>
+        </w:rPr>
+        <w:t>Returning $7,500 cars for "under 5000", because price was never parsed.</w:t>
+      </w:r>
+    </w:p>
+    <w:p>
+      <w:pPr>
+        <w:pStyle w:val="ListBullet"/>
+        <w:spacing w:after="60"/>
+      </w:pPr>
+      <w:r>
+        <w:rPr>
+          <w:sz w:val="21"/>
+        </w:rPr>
+        <w:t>Relaxing a constraint and describing the results as though it still held.</w:t>
+      </w:r>
+    </w:p>
+    <w:p>
+      <w:pPr>
+        <w:pStyle w:val="ListBullet"/>
+        <w:spacing w:after="60"/>
+      </w:pPr>
+      <w:r>
+        <w:rPr>
+          <w:sz w:val="21"/>
+        </w:rPr>
+        <w:t>Quoting a seller's typo as an established spec.</w:t>
+      </w:r>
+    </w:p>
+    <w:p>
+      <w:pPr>
+        <w:pStyle w:val="ListBullet"/>
+        <w:spacing w:after="60"/>
+      </w:pPr>
+      <w:r>
+        <w:rPr>
+          <w:sz w:val="21"/>
+        </w:rPr>
+        <w:t>Showing a stock photo of a different car than the one for sale.</w:t>
+      </w:r>
+    </w:p>
+    <w:p>
+      <w:pPr>
+        <w:spacing w:after="140"/>
+      </w:pPr>
+      <w:r>
+        <w:rPr>
+          <w:i w:val="0"/>
+          <w:sz w:val="21"/>
+        </w:rPr>
+        <w:t>The fixes all share a shape too: enforce what was actually asked, and when you cannot deliver it, say so plainly instead of returning the nearest thing and hoping it passes. A recommender that admits "we have no electric sedans, here are the hybrids" is more useful than one that silently substitutes, and much easier to trust on the answers it does give.</w:t>
       </w:r>
     </w:p>
     <w:sectPr>

--- a/PROJECT_GUIDE.docx
+++ b/PROJECT_GUIDE.docx
@@ -60,16 +60,9 @@
       </w:pPr>
       <w:r>
         <w:rPr>
-          <w:b/>
           <w:sz w:val="21"/>
         </w:rPr>
-        <w:t>A Streamlit app</w:t>
-      </w:r>
-      <w:r>
-        <w:rPr>
-          <w:sz w:val="21"/>
-        </w:rPr>
-        <w:t>, search grid on the left, chat with a sales agent on the right.</w:t>
+        <w:t>A Streamlit app driven entirely by conversation, with the results grid underneath.</w:t>
       </w:r>
     </w:p>
     <w:p>
@@ -5330,6 +5323,243 @@
       <w:pPr>
         <w:spacing w:after="80"/>
       </w:pPr>
+    </w:p>
+    <w:p>
+      <w:pPr>
+        <w:pStyle w:val="Heading2"/>
+      </w:pPr>
+      <w:r>
+        <w:rPr>
+          <w:sz w:val="24"/>
+        </w:rPr>
+        <w:t>Where to put it</w:t>
+      </w:r>
+    </w:p>
+    <w:p>
+      <w:pPr>
+        <w:spacing w:after="140"/>
+      </w:pPr>
+      <w:r>
+        <w:rPr>
+          <w:i w:val="0"/>
+          <w:sz w:val="21"/>
+        </w:rPr>
+        <w:t>Chat beside the results is the obvious arrangement and it is the wrong one here. Once the conversation is the only input, it should not be a side panel. Sam goes full width across the top and the grid runs underneath:</w:t>
+      </w:r>
+    </w:p>
+    <w:p>
+      <w:pPr>
+        <w:spacing w:after="0" w:before="0"/>
+        <w:ind w:left="280"/>
+        <w:shd w:val="clear" w:fill="F4F4F4"/>
+      </w:pPr>
+      <w:r>
+        <w:rPr>
+          <w:rFonts w:ascii="Menlo" w:hAnsi="Menlo"/>
+          <w:sz w:val="17"/>
+        </w:rPr>
+        <w:t>st.subheader("Sam the salesman")</w:t>
+      </w:r>
+    </w:p>
+    <w:p>
+      <w:pPr>
+        <w:spacing w:after="0" w:before="0"/>
+        <w:ind w:left="280"/>
+        <w:shd w:val="clear" w:fill="F4F4F4"/>
+      </w:pPr>
+      <w:r>
+        <w:rPr>
+          <w:rFonts w:ascii="Menlo" w:hAnsi="Menlo"/>
+          <w:sz w:val="17"/>
+        </w:rPr>
+        <w:t>transcript = st.container(height=360, border=True)   # scrolls internally</w:t>
+      </w:r>
+    </w:p>
+    <w:p>
+      <w:pPr>
+        <w:spacing w:after="0" w:before="0"/>
+        <w:ind w:left="280"/>
+        <w:shd w:val="clear" w:fill="F4F4F4"/>
+      </w:pPr>
+      <w:r>
+        <w:rPr>
+          <w:rFonts w:ascii="Menlo" w:hAnsi="Menlo"/>
+          <w:sz w:val="17"/>
+        </w:rPr>
+        <w:t>...</w:t>
+      </w:r>
+    </w:p>
+    <w:p>
+      <w:pPr>
+        <w:spacing w:after="0" w:before="0"/>
+        <w:ind w:left="280"/>
+        <w:shd w:val="clear" w:fill="F4F4F4"/>
+      </w:pPr>
+      <w:r>
+        <w:rPr>
+          <w:rFonts w:ascii="Menlo" w:hAnsi="Menlo"/>
+          <w:sz w:val="17"/>
+        </w:rPr>
+        <w:t>user_text = st.chat_input("Describe the car you want, or ask Sam anything")</w:t>
+      </w:r>
+    </w:p>
+    <w:p>
+      <w:pPr>
+        <w:spacing w:after="0" w:before="0"/>
+        <w:ind w:left="280"/>
+        <w:shd w:val="clear" w:fill="F4F4F4"/>
+      </w:pPr>
+      <w:r>
+        <w:rPr>
+          <w:rFonts w:ascii="Menlo" w:hAnsi="Menlo"/>
+          <w:sz w:val="17"/>
+        </w:rPr>
+        <w:t xml:space="preserve"> </w:t>
+      </w:r>
+    </w:p>
+    <w:p>
+      <w:pPr>
+        <w:spacing w:after="0" w:before="0"/>
+        <w:ind w:left="280"/>
+        <w:shd w:val="clear" w:fill="F4F4F4"/>
+      </w:pPr>
+      <w:r>
+        <w:rPr>
+          <w:rFonts w:ascii="Menlo" w:hAnsi="Menlo"/>
+          <w:sz w:val="17"/>
+        </w:rPr>
+        <w:t>st.divider()</w:t>
+      </w:r>
+    </w:p>
+    <w:p>
+      <w:pPr>
+        <w:spacing w:after="0" w:before="0"/>
+        <w:ind w:left="280"/>
+        <w:shd w:val="clear" w:fill="F4F4F4"/>
+      </w:pPr>
+      <w:r>
+        <w:rPr>
+          <w:rFonts w:ascii="Menlo" w:hAnsi="Menlo"/>
+          <w:sz w:val="17"/>
+        </w:rPr>
+        <w:t>cols = st.columns(3)        # full width now, so three across instead of two</w:t>
+      </w:r>
+    </w:p>
+    <w:p>
+      <w:pPr>
+        <w:spacing w:after="80"/>
+      </w:pPr>
+    </w:p>
+    <w:p>
+      <w:pPr>
+        <w:pStyle w:val="ListBullet"/>
+        <w:spacing w:after="60"/>
+      </w:pPr>
+      <w:r>
+        <w:rPr>
+          <w:b/>
+          <w:sz w:val="21"/>
+        </w:rPr>
+        <w:t>Cap the transcript height</w:t>
+      </w:r>
+      <w:r>
+        <w:rPr>
+          <w:sz w:val="21"/>
+        </w:rPr>
+        <w:t>, a tall one pushes every car below the fold. 360px scrolls internally and keeps the grid reachable.</w:t>
+      </w:r>
+    </w:p>
+    <w:p>
+      <w:pPr>
+        <w:pStyle w:val="ListBullet"/>
+        <w:spacing w:after="60"/>
+      </w:pPr>
+      <w:r>
+        <w:rPr>
+          <w:sz w:val="21"/>
+        </w:rPr>
+        <w:t>Handle the chat input immediately after st.chat_input, not at the end of the script. At the end the spinner appears far from the conversation and the grid renders the previous search before the rerun corrects it.</w:t>
+      </w:r>
+    </w:p>
+    <w:p>
+      <w:pPr>
+        <w:pStyle w:val="ListBullet"/>
+        <w:spacing w:after="60"/>
+      </w:pPr>
+      <w:r>
+        <w:rPr>
+          <w:sz w:val="21"/>
+        </w:rPr>
+        <w:t>You still need st.rerun() afterwards, the transcript above has already rendered, so nothing else will show the new messages.</w:t>
+      </w:r>
+    </w:p>
+    <w:p>
+      <w:pPr>
+        <w:pStyle w:val="Heading2"/>
+      </w:pPr>
+      <w:r>
+        <w:rPr>
+          <w:sz w:val="24"/>
+        </w:rPr>
+        <w:t>Knowing what to hide</w:t>
+      </w:r>
+    </w:p>
+    <w:p>
+      <w:pPr>
+        <w:spacing w:after="140"/>
+      </w:pPr>
+      <w:r>
+        <w:rPr>
+          <w:i w:val="0"/>
+          <w:sz w:val="21"/>
+        </w:rPr>
+        <w:t>Two pieces of instrumentation are worth building and then hiding. Printing each tool call above the reply is invaluable while developing, because it shows at a glance whether the agent looked something up or improvised it. It is also developer detail a customer should never see. Put it behind a flag rather than deleting it:</w:t>
+      </w:r>
+    </w:p>
+    <w:p>
+      <w:pPr>
+        <w:spacing w:after="0" w:before="0"/>
+        <w:ind w:left="280"/>
+        <w:shd w:val="clear" w:fill="F4F4F4"/>
+      </w:pPr>
+      <w:r>
+        <w:rPr>
+          <w:rFonts w:ascii="Menlo" w:hAnsi="Menlo"/>
+          <w:sz w:val="17"/>
+        </w:rPr>
+        <w:t>SHOW_TOOL_CALLS = False     # flip to True to see what Sam actually called</w:t>
+      </w:r>
+    </w:p>
+    <w:p>
+      <w:pPr>
+        <w:spacing w:after="80"/>
+      </w:pPr>
+    </w:p>
+    <w:p>
+      <w:pPr>
+        <w:spacing w:after="140"/>
+      </w:pPr>
+      <w:r>
+        <w:rPr>
+          <w:i w:val="0"/>
+          <w:sz w:val="21"/>
+        </w:rPr>
+        <w:t>The same goes for a banner restating the constraints that were applied. Sam already says them in prose, so on screen it is the same information twice. Delete it.</w:t>
+      </w:r>
+    </w:p>
+    <w:p>
+      <w:pPr>
+        <w:spacing w:after="160"/>
+        <w:ind w:left="200"/>
+      </w:pPr>
+      <w:r>
+        <w:rPr>
+          <w:i/>
+          <w:color w:val="555555"/>
+          <w:sz w:val="19"/>
+        </w:rPr>
+        <w:t>Keep the relaxation warning though. "Enforcing fuel = electric" confirms you got what you asked for, which the results already show. The relaxation warning says the opposite: these results do NOT match what you asked for. The agent is instructed to say so and usually does, but it is a language model, and this is the one message where staying silent recreates the original bug. A deterministic banner is the backstop.</w:t>
+      </w:r>
     </w:p>
     <w:p>
       <w:r>
